--- a/data/DOC_TEMPLATE/FIR  Complaint Related.docx
+++ b/data/DOC_TEMPLATE/FIR  Complaint Related.docx
@@ -4,7 +4,8 @@
   <w:body>
     <w:p>
       <w:pPr>
-        <w:spacing w:after="240" w:before="240" w:lineRule="auto"/>
+        <w:spacing w:after="60" w:before="0" w:lineRule="auto" w:line="312"/>
+        <w:jc w:val="both"/>
         <w:rPr>
           <w:b w:val="1"/>
           <w:bCs w:val="1"/>
@@ -14,18 +15,146 @@
       </w:pPr>
       <w:r>
         <w:rPr>
+          <w:rFonts w:ascii="Times New Roman" w:hAnsi="Times New Roman"/>
+          <w:b w:val="0"/>
+          <w:bCs w:val="1"/>
+          <w:i w:val="0"/>
+          <w:color w:val="000000"/>
+          <w:sz w:val="22"/>
+          <w:szCs w:val="34"/>
+          <w:u w:val="none"/>
+          <w:rtl w:val="0"/>
+        </w:rPr>
+        <w:t xml:space="preserve">IN THE {NAME OF HIGH COURT}, {CITY}.</w:t>
+      </w:r>
+    </w:p>
+    <w:p>
+      <w:pPr>
+        <w:spacing w:after="60" w:before="0" w:lineRule="auto" w:line="312"/>
+        <w:ind w:firstLine="360"/>
+        <w:jc w:val="both"/>
+        <w:rPr>
           <w:b w:val="1"/>
           <w:bCs w:val="1"/>
-          <w:sz w:val="34"/>
-          <w:szCs w:val="34"/>
-          <w:rtl w:val="0"/>
-        </w:rPr>
-        <w:t xml:space="preserve">IN THE {NAME OF HIGH COURT}, {CITY}.</w:t>
-      </w:r>
-    </w:p>
-    <w:p>
-      <w:pPr>
-        <w:spacing w:after="240" w:before="240" w:lineRule="auto"/>
+        </w:rPr>
+      </w:pPr>
+      <w:r>
+        <w:rPr>
+          <w:rFonts w:ascii="Times New Roman" w:hAnsi="Times New Roman"/>
+          <w:b w:val="0"/>
+          <w:i w:val="0"/>
+          <w:color w:val="000000"/>
+          <w:sz w:val="22"/>
+          <w:u w:val="none"/>
+          <w:rtl w:val="0"/>
+        </w:rPr>
+        <w:t xml:space="preserve">W.P. No. ________ / Q /</w:t>
+      </w:r>
+      <w:r>
+        <w:rPr>
+          <w:rFonts w:ascii="Times New Roman" w:hAnsi="Times New Roman"/>
+          <w:b w:val="0"/>
+          <w:bCs w:val="1"/>
+          <w:i w:val="0"/>
+          <w:color w:val="000000"/>
+          <w:sz w:val="22"/>
+          <w:u w:val="none"/>
+          <w:rtl w:val="0"/>
+        </w:rPr>
+        <w:t xml:space="preserve"> {YEAR}.</w:t>
+      </w:r>
+    </w:p>
+    <w:p>
+      <w:pPr>
+        <w:spacing w:after="60" w:before="0" w:lineRule="auto" w:line="312"/>
+        <w:ind w:firstLine="360"/>
+        <w:jc w:val="both"/>
+        <w:rPr/>
+      </w:pPr>
+      <w:r>
+        <w:rPr>
+          <w:rFonts w:ascii="Times New Roman" w:hAnsi="Times New Roman"/>
+          <w:b/>
+          <w:bCs w:val="1"/>
+          <w:i w:val="0"/>
+          <w:color w:val="000000"/>
+          <w:sz w:val="22"/>
+          <w:u w:val="none"/>
+          <w:rtl w:val="0"/>
+        </w:rPr>
+        <w:t xml:space="preserve">{PETITIONER 1 NAME}</w:t>
+      </w:r>
+      <w:r>
+        <w:rPr>
+          <w:rFonts w:ascii="Times New Roman" w:hAnsi="Times New Roman"/>
+          <w:b/>
+          <w:i w:val="0"/>
+          <w:color w:val="000000"/>
+          <w:sz w:val="22"/>
+          <w:u w:val="none"/>
+          <w:rtl w:val="0"/>
+        </w:rPr>
+        <w:t xml:space="preserve"> S/O, D/O, W/O {FATHER/HUSBAND'S NAME}, Resident of {PERMANENT ADDRESS}, Tehsil {TEHSIL}, District {DISTRICT}. {CURRENTLY RESIDING AT {CURRENT ADDRESS}, IF DIFFERENT}.</w:t>
+      </w:r>
+    </w:p>
+    <w:p>
+      <w:pPr>
+        <w:spacing w:after="60" w:before="0" w:lineRule="auto" w:line="312"/>
+        <w:ind w:firstLine="360"/>
+        <w:jc w:val="both"/>
+        <w:rPr/>
+      </w:pPr>
+      <w:r>
+        <w:rPr>
+          <w:rFonts w:ascii="Times New Roman" w:hAnsi="Times New Roman"/>
+          <w:b/>
+          <w:bCs w:val="1"/>
+          <w:i w:val="0"/>
+          <w:color w:val="000000"/>
+          <w:sz w:val="22"/>
+          <w:u w:val="none"/>
+          <w:rtl w:val="0"/>
+        </w:rPr>
+        <w:t xml:space="preserve">{PETITIONER 2 NAME} </w:t>
+      </w:r>
+      <w:r>
+        <w:rPr>
+          <w:rFonts w:ascii="Times New Roman" w:hAnsi="Times New Roman"/>
+          <w:b/>
+          <w:i w:val="0"/>
+          <w:color w:val="000000"/>
+          <w:sz w:val="22"/>
+          <w:u w:val="none"/>
+          <w:rtl w:val="0"/>
+        </w:rPr>
+        <w:t xml:space="preserve">S/O, D/O, W/O {FATHER/HUSBAND'S NAME}, Resident of {PERMANENT ADDRESS}, Tehsil {TEHSIL}, District {DISTRICT}. {CURRENTLY RESIDING AT {CURRENT ADDRESS}, IF DIFFERENT}.</w:t>
+      </w:r>
+    </w:p>
+    <w:p>
+      <w:pPr>
+        <w:spacing w:after="60" w:before="0" w:lineRule="auto" w:line="312"/>
+        <w:ind w:firstLine="360"/>
+        <w:jc w:val="both"/>
+        <w:rPr/>
+      </w:pPr>
+      <w:r>
+        <w:rPr>
+          <w:rFonts w:ascii="Times New Roman" w:hAnsi="Times New Roman"/>
+          <w:b/>
+          <w:i w:val="0"/>
+          <w:color w:val="000000"/>
+          <w:sz w:val="22"/>
+          <w:u w:val="none"/>
+          <w:rtl w:val="0"/>
+        </w:rPr>
+        <w:t xml:space="preserve">{ADD MORE PETITIONERS IF APPLICABLE}</w:t>
+      </w:r>
+    </w:p>
+    <w:p>
+      <w:pPr>
+        <w:spacing w:after="60" w:before="0" w:lineRule="auto" w:line="312"/>
+        <w:ind w:firstLine="360"/>
+        <w:jc w:val="both"/>
         <w:rPr>
           <w:b w:val="1"/>
           <w:bCs w:val="1"/>
@@ -33,74 +162,144 @@
       </w:pPr>
       <w:r>
         <w:rPr>
-          <w:rtl w:val="0"/>
-        </w:rPr>
-        <w:t xml:space="preserve">W.P. No. ________ / Q /</w:t>
-      </w:r>
-      <w:r>
+          <w:rFonts w:ascii="Times New Roman" w:hAnsi="Times New Roman"/>
+          <w:b/>
+          <w:bCs w:val="1"/>
+          <w:i w:val="0"/>
+          <w:color w:val="000000"/>
+          <w:sz w:val="22"/>
+          <w:u w:val="none"/>
+          <w:rtl w:val="0"/>
+        </w:rPr>
+        <w:t xml:space="preserve">…PETITIONERS</w:t>
+      </w:r>
+    </w:p>
+    <w:p>
+      <w:pPr>
+        <w:spacing w:after="60" w:before="0" w:lineRule="auto" w:line="312"/>
+        <w:ind w:firstLine="360"/>
+        <w:jc w:val="both"/>
         <w:rPr>
           <w:b w:val="1"/>
           <w:bCs w:val="1"/>
-          <w:rtl w:val="0"/>
-        </w:rPr>
-        <w:t xml:space="preserve"> {YEAR}.</w:t>
-      </w:r>
-    </w:p>
-    <w:p>
-      <w:pPr>
-        <w:spacing w:after="240" w:before="240" w:lineRule="auto"/>
-        <w:rPr/>
-      </w:pPr>
-      <w:r>
+        </w:rPr>
+      </w:pPr>
+      <w:r>
+        <w:rPr>
+          <w:rFonts w:ascii="Times New Roman" w:hAnsi="Times New Roman"/>
+          <w:b w:val="0"/>
+          <w:bCs w:val="1"/>
+          <w:i w:val="0"/>
+          <w:color w:val="000000"/>
+          <w:sz w:val="22"/>
+          <w:u w:val="none"/>
+          <w:rtl w:val="0"/>
+        </w:rPr>
+        <w:t xml:space="preserve">VERSUS</w:t>
+      </w:r>
+    </w:p>
+    <w:p>
+      <w:pPr>
+        <w:spacing w:after="60" w:before="0" w:lineRule="auto" w:line="312"/>
+        <w:ind w:firstLine="360"/>
+        <w:jc w:val="both"/>
         <w:rPr>
           <w:b w:val="1"/>
           <w:bCs w:val="1"/>
-          <w:rtl w:val="0"/>
-        </w:rPr>
-        <w:t xml:space="preserve">{PETITIONER 1 NAME}</w:t>
-      </w:r>
-      <w:r>
-        <w:rPr>
-          <w:rtl w:val="0"/>
-        </w:rPr>
-        <w:t xml:space="preserve"> S/O, D/O, W/O {FATHER/HUSBAND'S NAME}, Resident of {PERMANENT ADDRESS}, Tehsil {TEHSIL}, District {DISTRICT}. {CURRENTLY RESIDING AT {CURRENT ADDRESS}, IF DIFFERENT}.</w:t>
-      </w:r>
-    </w:p>
-    <w:p>
-      <w:pPr>
-        <w:spacing w:after="240" w:before="240" w:lineRule="auto"/>
-        <w:rPr/>
-      </w:pPr>
-      <w:r>
+        </w:rPr>
+      </w:pPr>
+      <w:r>
+        <w:rPr>
+          <w:rFonts w:ascii="Times New Roman" w:hAnsi="Times New Roman"/>
+          <w:b w:val="0"/>
+          <w:i w:val="0"/>
+          <w:color w:val="000000"/>
+          <w:sz w:val="22"/>
+          <w:u w:val="none"/>
+          <w:rtl w:val="0"/>
+        </w:rPr>
+        <w:t xml:space="preserve">The District Police Officer (DPO), District </w:t>
+      </w:r>
+      <w:r>
+        <w:rPr>
+          <w:rFonts w:ascii="Times New Roman" w:hAnsi="Times New Roman"/>
+          <w:b w:val="0"/>
+          <w:bCs w:val="1"/>
+          <w:i w:val="0"/>
+          <w:color w:val="000000"/>
+          <w:sz w:val="22"/>
+          <w:u w:val="none"/>
+          <w:rtl w:val="0"/>
+        </w:rPr>
+        <w:t xml:space="preserve">{DISTRICT WHERE FIR IS REGISTERED}.</w:t>
+      </w:r>
+    </w:p>
+    <w:p>
+      <w:pPr>
+        <w:spacing w:after="60" w:before="0" w:lineRule="auto" w:line="312"/>
+        <w:ind w:firstLine="360"/>
+        <w:jc w:val="both"/>
         <w:rPr>
           <w:b w:val="1"/>
           <w:bCs w:val="1"/>
-          <w:rtl w:val="0"/>
-        </w:rPr>
-        <w:t xml:space="preserve">{PETITIONER 2 NAME} </w:t>
-      </w:r>
-      <w:r>
-        <w:rPr>
-          <w:rtl w:val="0"/>
-        </w:rPr>
-        <w:t xml:space="preserve">S/O, D/O, W/O {FATHER/HUSBAND'S NAME}, Resident of {PERMANENT ADDRESS}, Tehsil {TEHSIL}, District {DISTRICT}. {CURRENTLY RESIDING AT {CURRENT ADDRESS}, IF DIFFERENT}.</w:t>
-      </w:r>
-    </w:p>
-    <w:p>
-      <w:pPr>
-        <w:spacing w:after="240" w:before="240" w:lineRule="auto"/>
-        <w:rPr/>
-      </w:pPr>
-      <w:r>
-        <w:rPr>
-          <w:rtl w:val="0"/>
-        </w:rPr>
-        <w:t xml:space="preserve">{ADD MORE PETITIONERS IF APPLICABLE}</w:t>
-      </w:r>
-    </w:p>
-    <w:p>
-      <w:pPr>
-        <w:spacing w:after="240" w:before="240" w:lineRule="auto"/>
+        </w:rPr>
+      </w:pPr>
+      <w:r>
+        <w:rPr>
+          <w:rFonts w:ascii="Times New Roman" w:hAnsi="Times New Roman"/>
+          <w:b w:val="0"/>
+          <w:i w:val="0"/>
+          <w:color w:val="000000"/>
+          <w:sz w:val="22"/>
+          <w:u w:val="none"/>
+          <w:rtl w:val="0"/>
+        </w:rPr>
+        <w:t xml:space="preserve">The Station House Officer (SHO), Police Station </w:t>
+      </w:r>
+      <w:r>
+        <w:rPr>
+          <w:rFonts w:ascii="Times New Roman" w:hAnsi="Times New Roman"/>
+          <w:b w:val="0"/>
+          <w:bCs w:val="1"/>
+          <w:i w:val="0"/>
+          <w:color w:val="000000"/>
+          <w:sz w:val="22"/>
+          <w:u w:val="none"/>
+          <w:rtl w:val="0"/>
+        </w:rPr>
+        <w:t xml:space="preserve">{NAME OF POLICE STATION},</w:t>
+      </w:r>
+      <w:r>
+        <w:rPr>
+          <w:rFonts w:ascii="Times New Roman" w:hAnsi="Times New Roman"/>
+          <w:b w:val="0"/>
+          <w:i w:val="0"/>
+          <w:color w:val="000000"/>
+          <w:sz w:val="22"/>
+          <w:u w:val="none"/>
+          <w:rtl w:val="0"/>
+        </w:rPr>
+        <w:t xml:space="preserve"> District </w:t>
+      </w:r>
+      <w:r>
+        <w:rPr>
+          <w:rFonts w:ascii="Times New Roman" w:hAnsi="Times New Roman"/>
+          <w:b w:val="0"/>
+          <w:bCs w:val="1"/>
+          <w:i w:val="0"/>
+          <w:color w:val="000000"/>
+          <w:sz w:val="22"/>
+          <w:u w:val="none"/>
+          <w:rtl w:val="0"/>
+        </w:rPr>
+        <w:t xml:space="preserve">{DISTRICT}.</w:t>
+      </w:r>
+    </w:p>
+    <w:p>
+      <w:pPr>
+        <w:spacing w:after="60" w:before="0" w:lineRule="auto" w:line="312"/>
+        <w:ind w:firstLine="360"/>
+        <w:jc w:val="both"/>
         <w:rPr>
           <w:b w:val="1"/>
           <w:bCs w:val="1"/>
@@ -108,16 +307,139 @@
       </w:pPr>
       <w:r>
         <w:rPr>
+          <w:rFonts w:ascii="Times New Roman" w:hAnsi="Times New Roman"/>
+          <w:b w:val="0"/>
+          <w:bCs w:val="1"/>
+          <w:i w:val="0"/>
+          <w:color w:val="000000"/>
+          <w:sz w:val="22"/>
+          <w:u w:val="none"/>
+          <w:rtl w:val="0"/>
+        </w:rPr>
+        <w:t xml:space="preserve">{NAME OF COMPLAINANT} </w:t>
+      </w:r>
+      <w:r>
+        <w:rPr>
+          <w:rFonts w:ascii="Times New Roman" w:hAnsi="Times New Roman"/>
+          <w:b w:val="0"/>
+          <w:i w:val="0"/>
+          <w:color w:val="000000"/>
+          <w:sz w:val="22"/>
+          <w:u w:val="none"/>
+          <w:rtl w:val="0"/>
+        </w:rPr>
+        <w:t xml:space="preserve">S/O, D/O, W/O </w:t>
+      </w:r>
+      <w:r>
+        <w:rPr>
+          <w:rFonts w:ascii="Times New Roman" w:hAnsi="Times New Roman"/>
+          <w:b w:val="0"/>
+          <w:bCs w:val="1"/>
+          <w:i w:val="0"/>
+          <w:color w:val="000000"/>
+          <w:sz w:val="22"/>
+          <w:u w:val="none"/>
+          <w:rtl w:val="0"/>
+        </w:rPr>
+        <w:t xml:space="preserve">{COMPLAINANT'S FATHER/HUSBAND NAME}, </w:t>
+      </w:r>
+      <w:r>
+        <w:rPr>
+          <w:rFonts w:ascii="Times New Roman" w:hAnsi="Times New Roman"/>
+          <w:b w:val="0"/>
+          <w:i w:val="0"/>
+          <w:color w:val="000000"/>
+          <w:sz w:val="22"/>
+          <w:u w:val="none"/>
+          <w:rtl w:val="0"/>
+        </w:rPr>
+        <w:t xml:space="preserve">Resident of </w:t>
+      </w:r>
+      <w:r>
+        <w:rPr>
+          <w:rFonts w:ascii="Times New Roman" w:hAnsi="Times New Roman"/>
+          <w:b w:val="0"/>
+          <w:bCs w:val="1"/>
+          <w:i w:val="0"/>
+          <w:color w:val="000000"/>
+          <w:sz w:val="22"/>
+          <w:u w:val="none"/>
+          <w:rtl w:val="0"/>
+        </w:rPr>
+        <w:t xml:space="preserve">{COMPLAINANT'S ADDRESS}, {Caste, if applicable}.</w:t>
+      </w:r>
+    </w:p>
+    <w:p>
+      <w:pPr>
+        <w:spacing w:after="60" w:before="0" w:lineRule="auto" w:line="312"/>
+        <w:ind w:firstLine="360"/>
+        <w:jc w:val="both"/>
+        <w:rPr>
+          <w:u w:val="single"/>
+        </w:rPr>
+      </w:pPr>
+      <w:r>
+        <w:rPr>
+          <w:rFonts w:ascii="Times New Roman" w:hAnsi="Times New Roman"/>
+          <w:b/>
+          <w:i w:val="0"/>
+          <w:color w:val="000000"/>
+          <w:sz w:val="22"/>
+          <w:u w:val="none"/>
+          <w:rtl w:val="0"/>
+        </w:rPr>
+        <w:t xml:space="preserve">{ADD OTHER OFFICIAL RESPONDENTS IF APPLICABLE, E.G., "THE PROVINCIAL INVESTIGATION BRANCH (PIB)"}</w:t>
+      </w:r>
+    </w:p>
+    <w:p>
+      <w:pPr>
+        <w:spacing w:after="60" w:before="0" w:lineRule="auto" w:line="312"/>
+        <w:ind w:firstLine="360"/>
+        <w:jc w:val="both"/>
+        <w:rPr>
           <w:b w:val="1"/>
           <w:bCs w:val="1"/>
-          <w:rtl w:val="0"/>
-        </w:rPr>
-        <w:t xml:space="preserve">…PETITIONERS</w:t>
-      </w:r>
-    </w:p>
-    <w:p>
-      <w:pPr>
-        <w:spacing w:after="240" w:before="240" w:lineRule="auto"/>
+        </w:rPr>
+      </w:pPr>
+      <w:r>
+        <w:rPr>
+          <w:rFonts w:ascii="Times New Roman" w:hAnsi="Times New Roman"/>
+          <w:b/>
+          <w:bCs w:val="1"/>
+          <w:i w:val="0"/>
+          <w:color w:val="000000"/>
+          <w:sz w:val="22"/>
+          <w:u w:val="none"/>
+          <w:rtl w:val="0"/>
+        </w:rPr>
+        <w:t xml:space="preserve">…RESPONDENTS</w:t>
+      </w:r>
+    </w:p>
+    <w:p>
+      <w:pPr>
+        <w:spacing w:after="60" w:before="0" w:lineRule="auto" w:line="312"/>
+        <w:ind w:firstLine="360"/>
+        <w:jc w:val="both"/>
+        <w:rPr/>
+      </w:pPr>
+      <w:r>
+        <w:rPr>
+          <w:rFonts w:ascii="Times New Roman" w:hAnsi="Times New Roman"/>
+          <w:b w:val="0"/>
+          <w:i w:val="0"/>
+          <w:color w:val="000000"/>
+          <w:sz w:val="22"/>
+          <w:u w:val="none"/>
+          <w:rtl w:val="0"/>
+        </w:rPr>
+        <w:t xml:space="preserve">WRIT PETITION UNDER ARTICLE 199 OF THE CONSTITUTION OF THE ISLAMIC REPUBLIC OF PAKISTAN, 1973, READ WITH SECTION 561-A Cr.P.C., FOR QUASHING OF F.I.R. NO. {FIR NUMBER}/{YEAR}.</w:t>
+      </w:r>
+    </w:p>
+    <w:p>
+      <w:pPr>
+        <w:spacing w:after="60" w:before="0" w:lineRule="auto" w:line="312"/>
+        <w:ind w:firstLine="360"/>
+        <w:jc w:val="both"/>
         <w:rPr>
           <w:b w:val="1"/>
           <w:bCs w:val="1"/>
@@ -125,16 +447,679 @@
       </w:pPr>
       <w:r>
         <w:rPr>
+          <w:rFonts w:ascii="Times New Roman" w:hAnsi="Times New Roman"/>
+          <w:b w:val="0"/>
+          <w:bCs w:val="1"/>
+          <w:i w:val="0"/>
+          <w:color w:val="000000"/>
+          <w:sz w:val="22"/>
+          <w:u w:val="none"/>
+          <w:rtl w:val="0"/>
+        </w:rPr>
+        <w:t xml:space="preserve">Respectfully Sheweth:</w:t>
+      </w:r>
+    </w:p>
+    <w:p>
+      <w:pPr>
+        <w:spacing w:after="60" w:before="0" w:lineRule="auto" w:line="312"/>
+        <w:ind w:firstLine="360"/>
+        <w:jc w:val="both"/>
+        <w:rPr/>
+      </w:pPr>
+      <w:r>
+        <w:rPr>
+          <w:rFonts w:ascii="Times New Roman" w:hAnsi="Times New Roman"/>
+          <w:b w:val="0"/>
+          <w:i w:val="0"/>
+          <w:color w:val="000000"/>
+          <w:sz w:val="22"/>
+          <w:u w:val="none"/>
+          <w:rtl w:val="0"/>
+        </w:rPr>
+        <w:t xml:space="preserve">That the addresses of the parties given hereinabove are correct for the purpose of service of notices and legal proceedings.</w:t>
+      </w:r>
+    </w:p>
+    <w:p>
+      <w:pPr>
+        <w:spacing w:after="60" w:before="0" w:lineRule="auto" w:line="312"/>
+        <w:ind w:firstLine="360"/>
+        <w:jc w:val="both"/>
+        <w:rPr/>
+      </w:pPr>
+      <w:r>
+        <w:rPr>
+          <w:rFonts w:ascii="Times New Roman" w:hAnsi="Times New Roman"/>
+          <w:b/>
+          <w:i w:val="0"/>
+          <w:color w:val="000000"/>
+          <w:sz w:val="22"/>
+          <w:u w:val="none"/>
+          <w:rtl w:val="0"/>
+        </w:rPr>
+        <w:t xml:space="preserve">That Respondent No.</w:t>
+      </w:r>
+      <w:r>
+        <w:rPr>
+          <w:rFonts w:ascii="Times New Roman" w:hAnsi="Times New Roman"/>
+          <w:b/>
+          <w:bCs w:val="1"/>
+          <w:i w:val="0"/>
+          <w:color w:val="000000"/>
+          <w:sz w:val="22"/>
+          <w:u w:val="none"/>
+          <w:rtl w:val="0"/>
+        </w:rPr>
+        <w:t xml:space="preserve"> {NUMBER} </w:t>
+      </w:r>
+      <w:r>
+        <w:rPr>
+          <w:rFonts w:ascii="Times New Roman" w:hAnsi="Times New Roman"/>
+          <w:b/>
+          <w:i w:val="0"/>
+          <w:color w:val="000000"/>
+          <w:sz w:val="22"/>
+          <w:u w:val="none"/>
+          <w:rtl w:val="0"/>
+        </w:rPr>
+        <w:t xml:space="preserve">(the complainant) got registered the impugned FIR No. {FIR NUMBER} dated {DATE OF FIR} at Police Station</w:t>
+      </w:r>
+      <w:r>
+        <w:rPr>
+          <w:rFonts w:ascii="Times New Roman" w:hAnsi="Times New Roman"/>
+          <w:b/>
+          <w:bCs w:val="1"/>
+          <w:i w:val="0"/>
+          <w:color w:val="000000"/>
+          <w:sz w:val="22"/>
+          <w:u w:val="none"/>
+          <w:rtl w:val="0"/>
+        </w:rPr>
+        <w:t xml:space="preserve"> {NAME}</w:t>
+      </w:r>
+      <w:r>
+        <w:rPr>
+          <w:rFonts w:ascii="Times New Roman" w:hAnsi="Times New Roman"/>
+          <w:b/>
+          <w:i w:val="0"/>
+          <w:color w:val="000000"/>
+          <w:sz w:val="22"/>
+          <w:u w:val="none"/>
+          <w:rtl w:val="0"/>
+        </w:rPr>
+        <w:t xml:space="preserve">, District </w:t>
+      </w:r>
+      <w:r>
+        <w:rPr>
+          <w:rFonts w:ascii="Times New Roman" w:hAnsi="Times New Roman"/>
+          <w:b/>
+          <w:bCs w:val="1"/>
+          <w:i w:val="0"/>
+          <w:color w:val="000000"/>
+          <w:sz w:val="22"/>
+          <w:u w:val="none"/>
+          <w:rtl w:val="0"/>
+        </w:rPr>
+        <w:t xml:space="preserve">{DISTRICT}, </w:t>
+      </w:r>
+      <w:r>
+        <w:rPr>
+          <w:rFonts w:ascii="Times New Roman" w:hAnsi="Times New Roman"/>
+          <w:b/>
+          <w:i w:val="0"/>
+          <w:color w:val="000000"/>
+          <w:sz w:val="22"/>
+          <w:u w:val="none"/>
+          <w:rtl w:val="0"/>
+        </w:rPr>
+        <w:t xml:space="preserve">against the Petitioner(s) {and others}, alleging offences under Section(s) </w:t>
+      </w:r>
+      <w:r>
+        <w:rPr>
+          <w:rFonts w:ascii="Times New Roman" w:hAnsi="Times New Roman"/>
+          <w:b/>
+          <w:bCs w:val="1"/>
+          <w:i w:val="0"/>
+          <w:color w:val="000000"/>
+          <w:sz w:val="22"/>
+          <w:u w:val="none"/>
+          <w:rtl w:val="0"/>
+        </w:rPr>
+        <w:t xml:space="preserve">{PENAL CODE SECTIONS} </w:t>
+      </w:r>
+      <w:r>
+        <w:rPr>
+          <w:rFonts w:ascii="Times New Roman" w:hAnsi="Times New Roman"/>
+          <w:b/>
+          <w:i w:val="0"/>
+          <w:color w:val="000000"/>
+          <w:sz w:val="22"/>
+          <w:u w:val="none"/>
+          <w:rtl w:val="0"/>
+        </w:rPr>
+        <w:t xml:space="preserve">of the Pakistan Penal Code, 1860. The allegation, in brief, is that {PROVIDE A CONCISE, 2-3 SENTENCE SUMMARY OF THE ALLEGATION MADE IN THE FIR}. A copy of the FIR is annexed as ANNEXURE-A.</w:t>
+      </w:r>
+    </w:p>
+    <w:p>
+      <w:pPr>
+        <w:spacing w:after="60" w:before="0" w:lineRule="auto" w:line="312"/>
+        <w:ind w:firstLine="360"/>
+        <w:jc w:val="both"/>
+        <w:rPr/>
+      </w:pPr>
+      <w:r>
+        <w:rPr>
+          <w:rFonts w:ascii="Times New Roman" w:hAnsi="Times New Roman"/>
+          <w:b/>
+          <w:i w:val="0"/>
+          <w:color w:val="000000"/>
+          <w:sz w:val="22"/>
+          <w:u w:val="none"/>
+          <w:rtl w:val="0"/>
+        </w:rPr>
+        <w:t xml:space="preserve">That the Petitioner(s) {took protective legal measures / sought anticipatory relief} by filing </w:t>
+      </w:r>
+      <w:r>
+        <w:rPr>
+          <w:rFonts w:ascii="Times New Roman" w:hAnsi="Times New Roman"/>
+          <w:b/>
+          <w:bCs w:val="1"/>
+          <w:i w:val="0"/>
+          <w:color w:val="000000"/>
+          <w:sz w:val="22"/>
+          <w:u w:val="none"/>
+          <w:rtl w:val="0"/>
+        </w:rPr>
+        <w:t xml:space="preserve">{a pre-arrest bail application / a protective petition} </w:t>
+      </w:r>
+      <w:r>
+        <w:rPr>
+          <w:rFonts w:ascii="Times New Roman" w:hAnsi="Times New Roman"/>
+          <w:b/>
+          <w:i w:val="0"/>
+          <w:color w:val="000000"/>
+          <w:sz w:val="22"/>
+          <w:u w:val="none"/>
+          <w:rtl w:val="0"/>
+        </w:rPr>
+        <w:t xml:space="preserve">before the learned</w:t>
+      </w:r>
+      <w:r>
+        <w:rPr>
+          <w:rFonts w:ascii="Times New Roman" w:hAnsi="Times New Roman"/>
+          <w:b/>
+          <w:bCs w:val="1"/>
+          <w:i w:val="0"/>
+          <w:color w:val="000000"/>
+          <w:sz w:val="22"/>
+          <w:u w:val="none"/>
+          <w:rtl w:val="0"/>
+        </w:rPr>
+        <w:t xml:space="preserve"> {NAME &amp; DESIGNATION OF JUDGE}</w:t>
+      </w:r>
+      <w:r>
+        <w:rPr>
+          <w:rFonts w:ascii="Times New Roman" w:hAnsi="Times New Roman"/>
+          <w:b/>
+          <w:i w:val="0"/>
+          <w:color w:val="000000"/>
+          <w:sz w:val="22"/>
+          <w:u w:val="none"/>
+          <w:rtl w:val="0"/>
+        </w:rPr>
+        <w:t xml:space="preserve">, </w:t>
+      </w:r>
+      <w:r>
+        <w:rPr>
+          <w:rFonts w:ascii="Times New Roman" w:hAnsi="Times New Roman"/>
+          <w:b/>
+          <w:bCs w:val="1"/>
+          <w:i w:val="0"/>
+          <w:color w:val="000000"/>
+          <w:sz w:val="22"/>
+          <w:u w:val="none"/>
+          <w:rtl w:val="0"/>
+        </w:rPr>
+        <w:t xml:space="preserve">{LOCATION}</w:t>
+      </w:r>
+      <w:r>
+        <w:rPr>
+          <w:rFonts w:ascii="Times New Roman" w:hAnsi="Times New Roman"/>
+          <w:b/>
+          <w:i w:val="0"/>
+          <w:color w:val="000000"/>
+          <w:sz w:val="22"/>
+          <w:u w:val="none"/>
+          <w:rtl w:val="0"/>
+        </w:rPr>
+        <w:t xml:space="preserve">, which was </w:t>
+      </w:r>
+      <w:r>
+        <w:rPr>
+          <w:rFonts w:ascii="Times New Roman" w:hAnsi="Times New Roman"/>
+          <w:b/>
+          <w:bCs w:val="1"/>
+          <w:i w:val="0"/>
+          <w:color w:val="000000"/>
+          <w:sz w:val="22"/>
+          <w:u w:val="none"/>
+          <w:rtl w:val="0"/>
+        </w:rPr>
+        <w:t xml:space="preserve">{GRANTED / LISTED} </w:t>
+      </w:r>
+      <w:r>
+        <w:rPr>
+          <w:rFonts w:ascii="Times New Roman" w:hAnsi="Times New Roman"/>
+          <w:b/>
+          <w:i w:val="0"/>
+          <w:color w:val="000000"/>
+          <w:sz w:val="22"/>
+          <w:u w:val="none"/>
+          <w:rtl w:val="0"/>
+        </w:rPr>
+        <w:t xml:space="preserve">vide order dated {DATE OF ORDER}. A copy of the relevant order/certificate is annexed as ANNEXURE-B.</w:t>
+      </w:r>
+    </w:p>
+    <w:p>
+      <w:pPr>
+        <w:spacing w:after="60" w:before="0" w:lineRule="auto" w:line="312"/>
+        <w:ind w:firstLine="360"/>
+        <w:jc w:val="both"/>
+        <w:rPr/>
+      </w:pPr>
+      <w:r>
+        <w:rPr>
+          <w:rFonts w:ascii="Times New Roman" w:hAnsi="Times New Roman"/>
+          <w:b/>
+          <w:i w:val="0"/>
+          <w:color w:val="000000"/>
+          <w:sz w:val="22"/>
+          <w:u w:val="none"/>
+          <w:rtl w:val="0"/>
+        </w:rPr>
+        <w:t xml:space="preserve">That the Petitioners now invoke the constitutional jurisdiction of this Honourable Court, seeking the extraordinary remedy of quashing the impugned FIR, inter alia, on the following grounds which demonstrate that the FIR is baseless, malicious, and an abuse of the process of law:</w:t>
+      </w:r>
+    </w:p>
+    <w:p>
+      <w:pPr>
+        <w:spacing w:after="60" w:before="0" w:lineRule="auto" w:line="312"/>
+        <w:ind w:firstLine="360"/>
+        <w:jc w:val="both"/>
+        <w:rPr>
           <w:b w:val="1"/>
           <w:bCs w:val="1"/>
-          <w:rtl w:val="0"/>
-        </w:rPr>
-        <w:t xml:space="preserve">VERSUS</w:t>
-      </w:r>
-    </w:p>
-    <w:p>
-      <w:pPr>
-        <w:spacing w:after="240" w:before="240" w:lineRule="auto"/>
+        </w:rPr>
+      </w:pPr>
+      <w:r>
+        <w:rPr>
+          <w:rFonts w:ascii="Times New Roman" w:hAnsi="Times New Roman"/>
+          <w:b w:val="0"/>
+          <w:bCs w:val="1"/>
+          <w:i w:val="0"/>
+          <w:color w:val="000000"/>
+          <w:sz w:val="22"/>
+          <w:u w:val="none"/>
+          <w:rtl w:val="0"/>
+        </w:rPr>
+        <w:t xml:space="preserve">GROUNDS FOR QUASHING:</w:t>
+      </w:r>
+    </w:p>
+    <w:p>
+      <w:pPr>
+        <w:spacing w:after="60" w:before="0" w:lineRule="auto" w:line="312"/>
+        <w:ind w:firstLine="360"/>
+        <w:jc w:val="both"/>
+        <w:rPr/>
+      </w:pPr>
+      <w:r>
+        <w:rPr>
+          <w:rFonts w:ascii="Times New Roman" w:hAnsi="Times New Roman"/>
+          <w:b w:val="0"/>
+          <w:bCs w:val="1"/>
+          <w:i w:val="0"/>
+          <w:color w:val="000000"/>
+          <w:sz w:val="22"/>
+          <w:u w:val="none"/>
+          <w:rtl w:val="0"/>
+        </w:rPr>
+        <w:t xml:space="preserve">(A) INTRINSICALLY FLAWED &amp; NO OFFENCE DISCLOSED: </w:t>
+      </w:r>
+      <w:r>
+        <w:rPr>
+          <w:rFonts w:ascii="Times New Roman" w:hAnsi="Times New Roman"/>
+          <w:b w:val="0"/>
+          <w:i w:val="0"/>
+          <w:color w:val="000000"/>
+          <w:sz w:val="22"/>
+          <w:u w:val="none"/>
+          <w:rtl w:val="0"/>
+        </w:rPr>
+        <w:t xml:space="preserve">A bare reading of the FIR and the attached documents reveals that no cognizable offence is disclosed. The allegations, even if taken at face value and accepted in their entirety, do not constitute the essential ingredients of the offence(s) under Section(s)</w:t>
+      </w:r>
+      <w:r>
+        <w:rPr>
+          <w:rFonts w:ascii="Times New Roman" w:hAnsi="Times New Roman"/>
+          <w:b w:val="0"/>
+          <w:bCs w:val="1"/>
+          <w:i w:val="0"/>
+          <w:color w:val="000000"/>
+          <w:sz w:val="22"/>
+          <w:u w:val="none"/>
+          <w:rtl w:val="0"/>
+        </w:rPr>
+        <w:t xml:space="preserve"> {PENAL CODE SECTIONS}</w:t>
+      </w:r>
+      <w:r>
+        <w:rPr>
+          <w:rFonts w:ascii="Times New Roman" w:hAnsi="Times New Roman"/>
+          <w:b w:val="0"/>
+          <w:i w:val="0"/>
+          <w:color w:val="000000"/>
+          <w:sz w:val="22"/>
+          <w:u w:val="none"/>
+          <w:rtl w:val="0"/>
+        </w:rPr>
+        <w:t xml:space="preserve"> PPC. The FIR is legally unsustainable on its own face.</w:t>
+      </w:r>
+    </w:p>
+    <w:p>
+      <w:pPr>
+        <w:spacing w:after="60" w:before="0" w:lineRule="auto" w:line="312"/>
+        <w:ind w:firstLine="360"/>
+        <w:jc w:val="both"/>
+        <w:rPr>
+          <w:u w:val="single"/>
+        </w:rPr>
+      </w:pPr>
+      <w:r>
+        <w:rPr>
+          <w:rFonts w:ascii="Times New Roman" w:hAnsi="Times New Roman"/>
+          <w:b/>
+          <w:bCs w:val="1"/>
+          <w:i w:val="0"/>
+          <w:color w:val="000000"/>
+          <w:sz w:val="22"/>
+          <w:u w:val="none"/>
+          <w:rtl w:val="0"/>
+        </w:rPr>
+        <w:t xml:space="preserve">(B) MALICIOUS, VEXATIOUS &amp; BORN OUT OF MALICE: </w:t>
+      </w:r>
+      <w:r>
+        <w:rPr>
+          <w:rFonts w:ascii="Times New Roman" w:hAnsi="Times New Roman"/>
+          <w:b/>
+          <w:i w:val="0"/>
+          <w:color w:val="000000"/>
+          <w:sz w:val="22"/>
+          <w:u w:val="none"/>
+          <w:rtl w:val="0"/>
+        </w:rPr>
+        <w:t xml:space="preserve">The FIR is a gross abuse of the process of criminal law, lodged with ulterior motives and malice. The complainant's motive is</w:t>
+      </w:r>
+      <w:r>
+        <w:rPr>
+          <w:rFonts w:ascii="Times New Roman" w:hAnsi="Times New Roman"/>
+          <w:b/>
+          <w:i w:val="0"/>
+          <w:color w:val="000000"/>
+          <w:sz w:val="22"/>
+          <w:u w:val="none"/>
+          <w:rtl w:val="0"/>
+        </w:rPr>
+        <w:t xml:space="preserve"> {STATE THE MOTIVE, E.G., "TO HARASS AND HUMILIATE THE PETITIONERS, TO EXERT PRESSURE IN A PENDING CIVIL DISPUTE, TO TAKE PERSONAL VENGEANCE, TO BLACKMAIL"}.</w:t>
+      </w:r>
+    </w:p>
+    <w:p>
+      <w:pPr>
+        <w:spacing w:after="60" w:before="0" w:lineRule="auto" w:line="312"/>
+        <w:ind w:firstLine="360"/>
+        <w:jc w:val="both"/>
+        <w:rPr/>
+      </w:pPr>
+      <w:r>
+        <w:rPr>
+          <w:rFonts w:ascii="Times New Roman" w:hAnsi="Times New Roman"/>
+          <w:b/>
+          <w:bCs w:val="1"/>
+          <w:i w:val="0"/>
+          <w:color w:val="000000"/>
+          <w:sz w:val="22"/>
+          <w:u w:val="none"/>
+          <w:rtl w:val="0"/>
+        </w:rPr>
+        <w:t xml:space="preserve">(C) SETTLEMENT / RESOLUTION OF THE GRIEVANCE:</w:t>
+      </w:r>
+      <w:r>
+        <w:rPr>
+          <w:rFonts w:ascii="Times New Roman" w:hAnsi="Times New Roman"/>
+          <w:b/>
+          <w:i w:val="0"/>
+          <w:color w:val="000000"/>
+          <w:sz w:val="22"/>
+          <w:u w:val="none"/>
+          <w:rtl w:val="0"/>
+        </w:rPr>
+        <w:t xml:space="preserve"> The core dispute/grievance that led to the registration of the FIR has been </w:t>
+      </w:r>
+      <w:r>
+        <w:rPr>
+          <w:rFonts w:ascii="Times New Roman" w:hAnsi="Times New Roman"/>
+          <w:b/>
+          <w:bCs w:val="1"/>
+          <w:i w:val="0"/>
+          <w:color w:val="000000"/>
+          <w:sz w:val="22"/>
+          <w:u w:val="none"/>
+          <w:rtl w:val="0"/>
+        </w:rPr>
+        <w:t xml:space="preserve">{SETTLED / RESOLVED / WITHDRAWN}.</w:t>
+      </w:r>
+      <w:r>
+        <w:rPr>
+          <w:rFonts w:ascii="Times New Roman" w:hAnsi="Times New Roman"/>
+          <w:b/>
+          <w:i w:val="0"/>
+          <w:color w:val="000000"/>
+          <w:sz w:val="22"/>
+          <w:u w:val="none"/>
+          <w:rtl w:val="0"/>
+        </w:rPr>
+        <w:t xml:space="preserve"> The parties have entered into a compromise deed dated {DATE OF COMPROMISE}, a copy of which is annexed as ANNEXURE-C. {OR} The alleged victim (Petitioner No. 2) is a consenting party and has filed her separate statement/affidavit denying any coercion, a copy of which is annexed as ANNEXURE-D.</w:t>
+      </w:r>
+    </w:p>
+    <w:p>
+      <w:pPr>
+        <w:spacing w:after="60" w:before="0" w:lineRule="auto" w:line="312"/>
+        <w:ind w:firstLine="360"/>
+        <w:jc w:val="both"/>
+        <w:rPr>
+          <w:u w:val="single"/>
+        </w:rPr>
+      </w:pPr>
+      <w:r>
+        <w:rPr>
+          <w:rFonts w:ascii="Times New Roman" w:hAnsi="Times New Roman"/>
+          <w:b w:val="0"/>
+          <w:bCs w:val="1"/>
+          <w:i w:val="0"/>
+          <w:color w:val="000000"/>
+          <w:sz w:val="22"/>
+          <w:u w:val="none"/>
+          <w:rtl w:val="0"/>
+        </w:rPr>
+        <w:t xml:space="preserve">(D) LEGAL DEFENSE/EXEMPTION APPLICABLE: </w:t>
+      </w:r>
+      <w:r>
+        <w:rPr>
+          <w:rFonts w:ascii="Times New Roman" w:hAnsi="Times New Roman"/>
+          <w:b w:val="0"/>
+          <w:i w:val="0"/>
+          <w:color w:val="000000"/>
+          <w:sz w:val="22"/>
+          <w:u w:val="none"/>
+          <w:rtl w:val="0"/>
+        </w:rPr>
+        <w:t xml:space="preserve">The act alleged falls within a legal exception/defense provided under the law, such as </w:t>
+      </w:r>
+      <w:r>
+        <w:rPr>
+          <w:rFonts w:ascii="Times New Roman" w:hAnsi="Times New Roman"/>
+          <w:b w:val="0"/>
+          <w:i w:val="0"/>
+          <w:color w:val="000000"/>
+          <w:sz w:val="22"/>
+          <w:u w:val="none"/>
+          <w:rtl w:val="0"/>
+        </w:rPr>
+        <w:t xml:space="preserve">{MENTION DEFENSE, E.G., "ACT DONE IN EXERCISE OF THE RIGHT OF PRIVATE DEFENSE (SECTIONS 96-106 PPC), ACT DONE BY CONSENT (SECTION 87 PPC), ACT COVERED BY A LEGAL AGREEMENT OR AUTHORITY"}.</w:t>
+      </w:r>
+    </w:p>
+    <w:p>
+      <w:pPr>
+        <w:spacing w:after="60" w:before="0" w:lineRule="auto" w:line="312"/>
+        <w:ind w:firstLine="360"/>
+        <w:jc w:val="both"/>
+        <w:rPr/>
+      </w:pPr>
+      <w:r>
+        <w:rPr>
+          <w:rFonts w:ascii="Times New Roman" w:hAnsi="Times New Roman"/>
+          <w:b/>
+          <w:bCs w:val="1"/>
+          <w:i w:val="0"/>
+          <w:color w:val="000000"/>
+          <w:sz w:val="22"/>
+          <w:u w:val="none"/>
+          <w:rtl w:val="0"/>
+        </w:rPr>
+        <w:t xml:space="preserve">(E) DOCUMENTARY PROOF CONTRADICTS FIR ALLEGATIONS: </w:t>
+      </w:r>
+      <w:r>
+        <w:rPr>
+          <w:rFonts w:ascii="Times New Roman" w:hAnsi="Times New Roman"/>
+          <w:b/>
+          <w:i w:val="0"/>
+          <w:color w:val="000000"/>
+          <w:sz w:val="22"/>
+          <w:u w:val="none"/>
+          <w:rtl w:val="0"/>
+        </w:rPr>
+        <w:t xml:space="preserve">The Petitioners possess irrefutable documentary evidence that completely falsifies the prosecution story. This includes </w:t>
+      </w:r>
+      <w:r>
+        <w:rPr>
+          <w:rFonts w:ascii="Times New Roman" w:hAnsi="Times New Roman"/>
+          <w:b/>
+          <w:i w:val="0"/>
+          <w:color w:val="000000"/>
+          <w:sz w:val="22"/>
+          <w:u w:val="none"/>
+          <w:rtl w:val="0"/>
+        </w:rPr>
+        <w:t xml:space="preserve">{LIST DOCUMENTS, E.G., "AUTHENTIC CONTRACT, NIKAH NAMA, MEDICAL REPORT, OFFICIAL RECORD, COMMUNICATION"</w:t>
+      </w:r>
+      <w:r>
+        <w:rPr>
+          <w:rFonts w:ascii="Times New Roman" w:hAnsi="Times New Roman"/>
+          <w:b/>
+          <w:i w:val="0"/>
+          <w:color w:val="000000"/>
+          <w:sz w:val="22"/>
+          <w:u w:val="none"/>
+          <w:rtl w:val="0"/>
+        </w:rPr>
+        <w:t xml:space="preserve">}, copies of which are annexed collectively as ANNEXURE-E. These documents were either in existence prior to the FIR or are independently verifiable, proving the falsity of the allegations.</w:t>
+      </w:r>
+    </w:p>
+    <w:p>
+      <w:pPr>
+        <w:spacing w:after="60" w:before="0" w:lineRule="auto" w:line="312"/>
+        <w:ind w:firstLine="360"/>
+        <w:jc w:val="both"/>
+        <w:rPr/>
+      </w:pPr>
+      <w:r>
+        <w:rPr>
+          <w:rFonts w:ascii="Times New Roman" w:hAnsi="Times New Roman"/>
+          <w:b/>
+          <w:bCs w:val="1"/>
+          <w:i w:val="0"/>
+          <w:color w:val="000000"/>
+          <w:sz w:val="22"/>
+          <w:u w:val="none"/>
+          <w:rtl w:val="0"/>
+        </w:rPr>
+        <w:t xml:space="preserve">(F) LACK OF EVIDENCE &amp; FUTILE PROSECUTION:</w:t>
+      </w:r>
+      <w:r>
+        <w:rPr>
+          <w:rFonts w:ascii="Times New Roman" w:hAnsi="Times New Roman"/>
+          <w:b/>
+          <w:i w:val="0"/>
+          <w:color w:val="000000"/>
+          <w:sz w:val="22"/>
+          <w:u w:val="none"/>
+          <w:rtl w:val="0"/>
+        </w:rPr>
+        <w:t xml:space="preserve"> The investigation, if allowed to proceed, would be a futile exercise as no evidence exists or can be gathered to substantiate the bald allegations. Continuing the criminal process would only waste precious judicial time and cause undue harassment to the Petitioners.</w:t>
+      </w:r>
+    </w:p>
+    <w:p>
+      <w:pPr>
+        <w:spacing w:after="60" w:before="0" w:lineRule="auto" w:line="312"/>
+        <w:ind w:firstLine="360"/>
+        <w:jc w:val="both"/>
+        <w:rPr/>
+      </w:pPr>
+      <w:r>
+        <w:rPr>
+          <w:rFonts w:ascii="Times New Roman" w:hAnsi="Times New Roman"/>
+          <w:b/>
+          <w:bCs w:val="1"/>
+          <w:i w:val="0"/>
+          <w:color w:val="000000"/>
+          <w:sz w:val="22"/>
+          <w:u w:val="none"/>
+          <w:rtl w:val="0"/>
+        </w:rPr>
+        <w:t xml:space="preserve">(G) NO ALTERNATE, EFFICACIOUS REMEDY:</w:t>
+      </w:r>
+      <w:r>
+        <w:rPr>
+          <w:rFonts w:ascii="Times New Roman" w:hAnsi="Times New Roman"/>
+          <w:b/>
+          <w:i w:val="0"/>
+          <w:color w:val="000000"/>
+          <w:sz w:val="22"/>
+          <w:u w:val="none"/>
+          <w:rtl w:val="0"/>
+        </w:rPr>
+        <w:t xml:space="preserve"> The Petitioners have no other equally effective, speedy, or adequate remedy available under the ordinary law. The criminal machinery, once set in motion, causes immediate and irreparable harm to reputation and liberty, warranting the exercise of this Court's extraordinary constitutional jurisdiction.</w:t>
+      </w:r>
+    </w:p>
+    <w:p>
+      <w:pPr>
+        <w:spacing w:after="60" w:before="0" w:lineRule="auto" w:line="312"/>
+        <w:ind w:firstLine="360"/>
+        <w:jc w:val="both"/>
+        <w:rPr/>
+      </w:pPr>
+      <w:r>
+        <w:rPr>
+          <w:rFonts w:ascii="Times New Roman" w:hAnsi="Times New Roman"/>
+          <w:b w:val="0"/>
+          <w:i w:val="0"/>
+          <w:color w:val="000000"/>
+          <w:sz w:val="22"/>
+          <w:u w:val="none"/>
+          <w:rtl w:val="0"/>
+        </w:rPr>
+        <w:t xml:space="preserve">That in view of the foregoing, allowing the impugned FIR to survive would perpetuate a grave miscarriage of justice. The FIR is liable to be quashed to secure the ends of justice and prevent the abuse of the process of the court.</w:t>
+      </w:r>
+    </w:p>
+    <w:p>
+      <w:pPr>
+        <w:spacing w:after="60" w:before="0" w:lineRule="auto" w:line="312"/>
+        <w:jc w:val="both"/>
         <w:rPr>
           <w:b w:val="1"/>
           <w:bCs w:val="1"/>
@@ -142,22 +1127,232 @@
       </w:pPr>
       <w:r>
         <w:rPr>
-          <w:rtl w:val="0"/>
-        </w:rPr>
-        <w:t xml:space="preserve">The District Police Officer (DPO), District </w:t>
-      </w:r>
-      <w:r>
+          <w:rFonts w:ascii="Times New Roman" w:hAnsi="Times New Roman"/>
+          <w:b/>
+          <w:bCs w:val="1"/>
+          <w:i w:val="0"/>
+          <w:color w:val="000000"/>
+          <w:sz w:val="22"/>
+          <w:u w:val="none"/>
+          <w:rtl w:val="0"/>
+        </w:rPr>
+        <w:t xml:space="preserve">PRAYER:</w:t>
+      </w:r>
+    </w:p>
+    <w:p>
+      <w:pPr>
+        <w:spacing w:after="60" w:before="0" w:lineRule="auto" w:line="312"/>
+        <w:ind w:firstLine="360"/>
+        <w:jc w:val="both"/>
+        <w:rPr/>
+      </w:pPr>
+      <w:r>
+        <w:rPr>
+          <w:rFonts w:ascii="Times New Roman" w:hAnsi="Times New Roman"/>
+          <w:b w:val="0"/>
+          <w:i w:val="0"/>
+          <w:color w:val="000000"/>
+          <w:sz w:val="22"/>
+          <w:u w:val="none"/>
+          <w:rtl w:val="0"/>
+        </w:rPr>
+        <w:t xml:space="preserve">It is, therefore, most respectfully prayed that this Honourable Court may graciously be pleased to:</w:t>
+      </w:r>
+    </w:p>
+    <w:p>
+      <w:pPr>
+        <w:spacing w:after="60" w:before="0" w:lineRule="auto" w:line="312"/>
+        <w:ind w:firstLine="360"/>
+        <w:jc w:val="both"/>
+        <w:rPr/>
+      </w:pPr>
+      <w:r>
+        <w:rPr>
+          <w:rFonts w:ascii="Times New Roman" w:hAnsi="Times New Roman"/>
+          <w:b/>
+          <w:bCs w:val="1"/>
+          <w:i w:val="0"/>
+          <w:color w:val="000000"/>
+          <w:sz w:val="22"/>
+          <w:u w:val="none"/>
+          <w:rtl w:val="0"/>
+        </w:rPr>
+        <w:t xml:space="preserve">(i)</w:t>
+      </w:r>
+      <w:r>
+        <w:rPr>
+          <w:rFonts w:ascii="Times New Roman" w:hAnsi="Times New Roman"/>
+          <w:b/>
+          <w:i w:val="0"/>
+          <w:color w:val="000000"/>
+          <w:sz w:val="22"/>
+          <w:u w:val="none"/>
+          <w:rtl w:val="0"/>
+        </w:rPr>
+        <w:t xml:space="preserve"> Issue a Rule Nisi to the Respondents, calling upon them to show cause as to why the impugned FIR No. {FIR NUMBER} dated {DATE OF FIR} under Section(s) {PENAL CODE SECTIONS} PPC, registered at Police Station {NAME}, District {DISTRICT}, should not be quashed;</w:t>
+      </w:r>
+    </w:p>
+    <w:p>
+      <w:pPr>
+        <w:spacing w:after="60" w:before="0" w:lineRule="auto" w:line="312"/>
+        <w:ind w:firstLine="360"/>
+        <w:jc w:val="both"/>
         <w:rPr>
           <w:b w:val="1"/>
           <w:bCs w:val="1"/>
-          <w:rtl w:val="0"/>
-        </w:rPr>
-        <w:t xml:space="preserve">{DISTRICT WHERE FIR IS REGISTERED}.</w:t>
-      </w:r>
-    </w:p>
-    <w:p>
-      <w:pPr>
-        <w:spacing w:after="240" w:before="240" w:lineRule="auto"/>
+        </w:rPr>
+      </w:pPr>
+      <w:r>
+        <w:rPr>
+          <w:rFonts w:ascii="Times New Roman" w:hAnsi="Times New Roman"/>
+          <w:b w:val="0"/>
+          <w:bCs w:val="1"/>
+          <w:i w:val="0"/>
+          <w:color w:val="000000"/>
+          <w:sz w:val="22"/>
+          <w:u w:val="none"/>
+          <w:rtl w:val="0"/>
+        </w:rPr>
+        <w:t xml:space="preserve">**(Interim Relief Prayer)**</w:t>
+      </w:r>
+    </w:p>
+    <w:p>
+      <w:pPr>
+        <w:spacing w:after="60" w:before="0" w:lineRule="auto" w:line="312"/>
+        <w:ind w:firstLine="360"/>
+        <w:jc w:val="both"/>
+        <w:rPr/>
+      </w:pPr>
+      <w:r>
+        <w:rPr>
+          <w:rFonts w:ascii="Times New Roman" w:hAnsi="Times New Roman"/>
+          <w:b w:val="0"/>
+          <w:bCs w:val="1"/>
+          <w:i w:val="0"/>
+          <w:color w:val="000000"/>
+          <w:sz w:val="22"/>
+          <w:u w:val="none"/>
+          <w:rtl w:val="0"/>
+        </w:rPr>
+        <w:t xml:space="preserve">(ii)</w:t>
+      </w:r>
+      <w:r>
+        <w:rPr>
+          <w:rFonts w:ascii="Times New Roman" w:hAnsi="Times New Roman"/>
+          <w:b w:val="0"/>
+          <w:i w:val="0"/>
+          <w:color w:val="000000"/>
+          <w:sz w:val="22"/>
+          <w:u w:val="none"/>
+          <w:rtl w:val="0"/>
+        </w:rPr>
+        <w:t xml:space="preserve"> Suspend the operation/effect of the impugned FIR during the pendency of this petition;</w:t>
+      </w:r>
+    </w:p>
+    <w:p>
+      <w:pPr>
+        <w:spacing w:after="60" w:before="0" w:lineRule="auto" w:line="312"/>
+        <w:ind w:firstLine="360"/>
+        <w:jc w:val="both"/>
+        <w:rPr/>
+      </w:pPr>
+      <w:r>
+        <w:rPr>
+          <w:rFonts w:ascii="Times New Roman" w:hAnsi="Times New Roman"/>
+          <w:b/>
+          <w:bCs w:val="1"/>
+          <w:i w:val="0"/>
+          <w:color w:val="000000"/>
+          <w:sz w:val="22"/>
+          <w:u w:val="none"/>
+          <w:rtl w:val="0"/>
+        </w:rPr>
+        <w:t xml:space="preserve">(iii)</w:t>
+      </w:r>
+      <w:r>
+        <w:rPr>
+          <w:rFonts w:ascii="Times New Roman" w:hAnsi="Times New Roman"/>
+          <w:b/>
+          <w:i w:val="0"/>
+          <w:color w:val="000000"/>
+          <w:sz w:val="22"/>
+          <w:u w:val="none"/>
+          <w:rtl w:val="0"/>
+        </w:rPr>
+        <w:t xml:space="preserve"> Restrain Respondents No. 1 &amp; 2, their agents, subordinates, and all law enforcement agencies from arresting, harassing, or taking any coercive action against the Petitioners in connection with the said FIR;</w:t>
+      </w:r>
+    </w:p>
+    <w:p>
+      <w:pPr>
+        <w:spacing w:after="60" w:before="0" w:lineRule="auto" w:line="312"/>
+        <w:ind w:firstLine="360"/>
+        <w:jc w:val="both"/>
+        <w:rPr/>
+      </w:pPr>
+      <w:r>
+        <w:rPr>
+          <w:rFonts w:ascii="Times New Roman" w:hAnsi="Times New Roman"/>
+          <w:b w:val="0"/>
+          <w:bCs w:val="1"/>
+          <w:i w:val="0"/>
+          <w:color w:val="000000"/>
+          <w:sz w:val="22"/>
+          <w:u w:val="none"/>
+          <w:rtl w:val="0"/>
+        </w:rPr>
+        <w:t xml:space="preserve">(iv)</w:t>
+      </w:r>
+      <w:r>
+        <w:rPr>
+          <w:rFonts w:ascii="Times New Roman" w:hAnsi="Times New Roman"/>
+          <w:b w:val="0"/>
+          <w:i w:val="0"/>
+          <w:color w:val="000000"/>
+          <w:sz w:val="22"/>
+          <w:u w:val="none"/>
+          <w:rtl w:val="0"/>
+        </w:rPr>
+        <w:t xml:space="preserve"> After hearing the parties, make the Rule absolute and quash the aforementioned FIR with all consequential proceedings arising therefrom;</w:t>
+      </w:r>
+    </w:p>
+    <w:p>
+      <w:pPr>
+        <w:spacing w:after="60" w:before="0" w:lineRule="auto" w:line="312"/>
+        <w:ind w:firstLine="360"/>
+        <w:jc w:val="both"/>
+        <w:rPr/>
+      </w:pPr>
+      <w:r>
+        <w:rPr>
+          <w:rFonts w:ascii="Times New Roman" w:hAnsi="Times New Roman"/>
+          <w:b w:val="0"/>
+          <w:bCs w:val="1"/>
+          <w:i w:val="0"/>
+          <w:color w:val="000000"/>
+          <w:sz w:val="22"/>
+          <w:u w:val="none"/>
+          <w:rtl w:val="0"/>
+        </w:rPr>
+        <w:t xml:space="preserve">(v) </w:t>
+      </w:r>
+      <w:r>
+        <w:rPr>
+          <w:rFonts w:ascii="Times New Roman" w:hAnsi="Times New Roman"/>
+          <w:b w:val="0"/>
+          <w:i w:val="0"/>
+          <w:color w:val="000000"/>
+          <w:sz w:val="22"/>
+          <w:u w:val="none"/>
+          <w:rtl w:val="0"/>
+        </w:rPr>
+        <w:t xml:space="preserve">Pass any other order(s) as this Honourable Court may deem fit and proper in the interest of justice.</w:t>
+      </w:r>
+    </w:p>
+    <w:p>
+      <w:pPr>
+        <w:spacing w:after="60" w:before="0" w:lineRule="auto" w:line="312"/>
+        <w:ind w:firstLine="360"/>
+        <w:jc w:val="both"/>
         <w:rPr>
           <w:b w:val="1"/>
           <w:bCs w:val="1"/>
@@ -165,36 +1360,308 @@
       </w:pPr>
       <w:r>
         <w:rPr>
-          <w:rtl w:val="0"/>
-        </w:rPr>
-        <w:t xml:space="preserve">The Station House Officer (SHO), Police Station </w:t>
-      </w:r>
-      <w:r>
+          <w:rFonts w:ascii="Times New Roman" w:hAnsi="Times New Roman"/>
+          <w:b/>
+          <w:bCs w:val="1"/>
+          <w:i w:val="0"/>
+          <w:color w:val="000000"/>
+          <w:sz w:val="22"/>
+          <w:u w:val="none"/>
+          <w:rtl w:val="0"/>
+        </w:rPr>
+        <w:t xml:space="preserve">PETITIONERS</w:t>
+      </w:r>
+    </w:p>
+    <w:p>
+      <w:pPr>
+        <w:spacing w:after="60" w:before="0" w:lineRule="auto" w:line="312"/>
+        <w:ind w:firstLine="432"/>
+        <w:jc w:val="both"/>
         <w:rPr>
           <w:b w:val="1"/>
           <w:bCs w:val="1"/>
-          <w:rtl w:val="0"/>
-        </w:rPr>
-        <w:t xml:space="preserve">{NAME OF POLICE STATION},</w:t>
-      </w:r>
-      <w:r>
-        <w:rPr>
-          <w:rtl w:val="0"/>
-        </w:rPr>
-        <w:t xml:space="preserve"> District </w:t>
-      </w:r>
-      <w:r>
+        </w:rPr>
+      </w:pPr>
+      <w:r>
+        <w:rPr>
+          <w:rFonts w:ascii="Times New Roman" w:hAnsi="Times New Roman"/>
+          <w:b/>
+          <w:bCs w:val="1"/>
+          <w:i w:val="0"/>
+          <w:color w:val="000000"/>
+          <w:sz w:val="22"/>
+          <w:u w:val="none"/>
+          <w:rtl w:val="0"/>
+        </w:rPr>
+        <w:t xml:space="preserve">THROUGH COUNSEL:</w:t>
+      </w:r>
+    </w:p>
+    <w:p>
+      <w:pPr>
+        <w:spacing w:after="60" w:before="0" w:lineRule="auto" w:line="312"/>
+        <w:ind w:firstLine="360"/>
+        <w:jc w:val="both"/>
+        <w:rPr/>
+      </w:pPr>
+      <w:r>
+        <w:rPr>
+          <w:rFonts w:ascii="Times New Roman" w:hAnsi="Times New Roman"/>
+          <w:b/>
+          <w:i w:val="0"/>
+          <w:color w:val="000000"/>
+          <w:sz w:val="22"/>
+          <w:u w:val="none"/>
+          <w:rtl w:val="0"/>
+        </w:rPr>
+        <w:t xml:space="preserve">({NAME OF ADVOCATE})</w:t>
+      </w:r>
+    </w:p>
+    <w:p>
+      <w:pPr>
+        <w:spacing w:after="60" w:before="0" w:lineRule="auto" w:line="312"/>
+        <w:ind w:firstLine="360"/>
+        <w:jc w:val="both"/>
+        <w:rPr/>
+      </w:pPr>
+      <w:r>
+        <w:rPr>
+          <w:rFonts w:ascii="Times New Roman" w:hAnsi="Times New Roman"/>
+          <w:b/>
+          <w:i w:val="0"/>
+          <w:color w:val="000000"/>
+          <w:sz w:val="22"/>
+          <w:u w:val="none"/>
+          <w:rtl w:val="0"/>
+        </w:rPr>
+        <w:t xml:space="preserve">Advocate High Court</w:t>
+      </w:r>
+    </w:p>
+    <w:p>
+      <w:pPr>
+        <w:spacing w:after="60" w:before="0" w:lineRule="auto" w:line="312"/>
+        <w:ind w:firstLine="360"/>
+        <w:jc w:val="both"/>
+        <w:rPr/>
+      </w:pPr>
+      <w:r>
+        <w:rPr>
+          <w:rFonts w:ascii="Times New Roman" w:hAnsi="Times New Roman"/>
+          <w:b/>
+          <w:bCs w:val="1"/>
+          <w:i w:val="0"/>
+          <w:color w:val="000000"/>
+          <w:sz w:val="22"/>
+          <w:u w:val="none"/>
+          <w:rtl w:val="0"/>
+        </w:rPr>
+        <w:t xml:space="preserve">Enrollment No. </w:t>
+      </w:r>
+      <w:r>
+        <w:rPr>
+          <w:rFonts w:ascii="Times New Roman" w:hAnsi="Times New Roman"/>
+          <w:b/>
+          <w:i w:val="0"/>
+          <w:color w:val="000000"/>
+          <w:sz w:val="22"/>
+          <w:u w:val="none"/>
+          <w:rtl w:val="0"/>
+        </w:rPr>
+        <w:t xml:space="preserve">{BAR COUNCIL NUMBER}</w:t>
+      </w:r>
+    </w:p>
+    <w:p>
+      <w:pPr>
+        <w:spacing w:after="60" w:before="0" w:lineRule="auto" w:line="312"/>
+        <w:ind w:firstLine="360"/>
+        <w:jc w:val="both"/>
+        <w:rPr/>
+      </w:pPr>
+      <w:r>
+        <w:rPr>
+          <w:rFonts w:ascii="Times New Roman" w:hAnsi="Times New Roman"/>
+          <w:b w:val="0"/>
+          <w:bCs w:val="1"/>
+          <w:i w:val="0"/>
+          <w:color w:val="000000"/>
+          <w:sz w:val="22"/>
+          <w:u w:val="none"/>
+          <w:rtl w:val="0"/>
+        </w:rPr>
+        <w:t xml:space="preserve">Office: </w:t>
+      </w:r>
+      <w:r>
+        <w:rPr>
+          <w:rFonts w:ascii="Times New Roman" w:hAnsi="Times New Roman"/>
+          <w:b w:val="0"/>
+          <w:i w:val="0"/>
+          <w:color w:val="000000"/>
+          <w:sz w:val="22"/>
+          <w:u w:val="none"/>
+          <w:rtl w:val="0"/>
+        </w:rPr>
+        <w:t xml:space="preserve">{</w:t>
+      </w:r>
+      <w:r>
+        <w:rPr>
+          <w:rFonts w:ascii="Times New Roman" w:hAnsi="Times New Roman"/>
+          <w:b w:val="0"/>
+          <w:i w:val="0"/>
+          <w:color w:val="000000"/>
+          <w:sz w:val="22"/>
+          <w:u w:val="none"/>
+          <w:rtl w:val="0"/>
+        </w:rPr>
+        <w:t xml:space="preserve">OFFICE ADDRESS}</w:t>
+      </w:r>
+    </w:p>
+    <w:p>
+      <w:pPr>
+        <w:spacing w:after="60" w:before="0" w:lineRule="auto" w:line="312"/>
+        <w:ind w:firstLine="360"/>
+        <w:jc w:val="both"/>
+        <w:rPr/>
+      </w:pPr>
+      <w:r>
+        <w:rPr>
+          <w:rFonts w:ascii="Times New Roman" w:hAnsi="Times New Roman"/>
+          <w:b w:val="0"/>
+          <w:bCs w:val="1"/>
+          <w:i w:val="0"/>
+          <w:color w:val="000000"/>
+          <w:sz w:val="22"/>
+          <w:u w:val="none"/>
+          <w:rtl w:val="0"/>
+        </w:rPr>
+        <w:t xml:space="preserve">Mobile:</w:t>
+      </w:r>
+      <w:r>
+        <w:rPr>
+          <w:rFonts w:ascii="Times New Roman" w:hAnsi="Times New Roman"/>
+          <w:b w:val="0"/>
+          <w:i w:val="0"/>
+          <w:color w:val="000000"/>
+          <w:sz w:val="22"/>
+          <w:u w:val="none"/>
+          <w:rtl w:val="0"/>
+        </w:rPr>
+        <w:t xml:space="preserve"> {CONTACT NUMBER}</w:t>
+      </w:r>
+    </w:p>
+    <w:p>
+      <w:pPr>
+        <w:spacing w:after="60" w:before="0" w:lineRule="auto" w:line="312"/>
+        <w:ind w:firstLine="360"/>
+        <w:jc w:val="both"/>
+        <w:rPr/>
+      </w:pPr>
+      <w:r>
+        <w:rPr>
+          <w:rFonts w:ascii="Times New Roman" w:hAnsi="Times New Roman"/>
+          <w:b w:val="0"/>
+          <w:bCs w:val="1"/>
+          <w:i w:val="0"/>
+          <w:color w:val="000000"/>
+          <w:sz w:val="22"/>
+          <w:u w:val="none"/>
+          <w:rtl w:val="0"/>
+        </w:rPr>
+        <w:t xml:space="preserve">Email: </w:t>
+      </w:r>
+      <w:r>
+        <w:rPr>
+          <w:rFonts w:ascii="Times New Roman" w:hAnsi="Times New Roman"/>
+          <w:b w:val="0"/>
+          <w:i w:val="0"/>
+          <w:color w:val="000000"/>
+          <w:sz w:val="22"/>
+          <w:u w:val="none"/>
+          <w:rtl w:val="0"/>
+        </w:rPr>
+        <w:t xml:space="preserve">{EMAIL ADDRESS}</w:t>
+      </w:r>
+    </w:p>
+    <w:p>
+      <w:pPr>
+        <w:spacing w:after="60" w:before="0" w:lineRule="auto" w:line="312"/>
+        <w:ind w:firstLine="360"/>
+        <w:jc w:val="both"/>
+        <w:rPr/>
+      </w:pPr>
+      <w:r>
+        <w:rPr>
+          <w:rFonts w:ascii="Times New Roman" w:hAnsi="Times New Roman"/>
+          <w:b/>
+          <w:bCs w:val="1"/>
+          <w:i w:val="0"/>
+          <w:color w:val="000000"/>
+          <w:sz w:val="22"/>
+          <w:u w:val="none"/>
+          <w:rtl w:val="0"/>
+        </w:rPr>
+        <w:t xml:space="preserve">Dated:</w:t>
+      </w:r>
+      <w:r>
+        <w:rPr>
+          <w:rFonts w:ascii="Times New Roman" w:hAnsi="Times New Roman"/>
+          <w:b/>
+          <w:i w:val="0"/>
+          <w:color w:val="000000"/>
+          <w:sz w:val="22"/>
+          <w:u w:val="none"/>
+          <w:rtl w:val="0"/>
+        </w:rPr>
+        <w:t xml:space="preserve"> {DATE OF FILING}</w:t>
+      </w:r>
+    </w:p>
+    <w:p>
+      <w:pPr>
+        <w:spacing w:after="60" w:before="0" w:lineRule="auto" w:line="312"/>
+        <w:ind w:firstLine="360"/>
+        <w:jc w:val="both"/>
         <w:rPr>
           <w:b w:val="1"/>
           <w:bCs w:val="1"/>
-          <w:rtl w:val="0"/>
-        </w:rPr>
-        <w:t xml:space="preserve">{DISTRICT}.</w:t>
-      </w:r>
-    </w:p>
-    <w:p>
-      <w:pPr>
-        <w:spacing w:after="240" w:before="240" w:lineRule="auto"/>
+        </w:rPr>
+      </w:pPr>
+      <w:r>
+        <w:rPr>
+          <w:rFonts w:ascii="Times New Roman" w:hAnsi="Times New Roman"/>
+          <w:b w:val="0"/>
+          <w:bCs w:val="1"/>
+          <w:i w:val="0"/>
+          <w:color w:val="000000"/>
+          <w:sz w:val="22"/>
+          <w:u w:val="none"/>
+          <w:rtl w:val="0"/>
+        </w:rPr>
+        <w:t xml:space="preserve">VERIFICATION:</w:t>
+      </w:r>
+    </w:p>
+    <w:p>
+      <w:pPr>
+        <w:spacing w:after="60" w:before="0" w:lineRule="auto" w:line="312"/>
+        <w:ind w:firstLine="360"/>
+        <w:jc w:val="both"/>
+        <w:rPr/>
+      </w:pPr>
+      <w:r>
+        <w:rPr>
+          <w:rFonts w:ascii="Times New Roman" w:hAnsi="Times New Roman"/>
+          <w:b/>
+          <w:i w:val="0"/>
+          <w:color w:val="000000"/>
+          <w:sz w:val="22"/>
+          <w:u w:val="none"/>
+          <w:rtl w:val="0"/>
+        </w:rPr>
+        <w:t xml:space="preserve">Verified upon oath at {CITY} this ______ day of ______________, {YEAR}, that the contents of the above petition are true and correct to the best of my knowledge, information, and belief. The cause of action has arisen due to the registration of a malicious FIR, and the Petitioners have no other equally efficacious remedy.</w:t>
+      </w:r>
+    </w:p>
+    <w:p>
+      <w:pPr>
+        <w:spacing w:after="60" w:before="0" w:lineRule="auto" w:line="312"/>
+        <w:ind w:firstLine="360"/>
+        <w:jc w:val="both"/>
         <w:rPr>
           <w:b w:val="1"/>
           <w:bCs w:val="1"/>
@@ -202,841 +1669,13 @@
       </w:pPr>
       <w:r>
         <w:rPr>
-          <w:b w:val="1"/>
-          <w:bCs w:val="1"/>
-          <w:rtl w:val="0"/>
-        </w:rPr>
-        <w:t xml:space="preserve">{NAME OF COMPLAINANT} </w:t>
-      </w:r>
-      <w:r>
-        <w:rPr>
-          <w:rtl w:val="0"/>
-        </w:rPr>
-        <w:t xml:space="preserve">S/O, D/O, W/O </w:t>
-      </w:r>
-      <w:r>
-        <w:rPr>
-          <w:b w:val="1"/>
-          <w:bCs w:val="1"/>
-          <w:rtl w:val="0"/>
-        </w:rPr>
-        <w:t xml:space="preserve">{COMPLAINANT'S FATHER/HUSBAND NAME}, </w:t>
-      </w:r>
-      <w:r>
-        <w:rPr>
-          <w:rtl w:val="0"/>
-        </w:rPr>
-        <w:t xml:space="preserve">Resident of </w:t>
-      </w:r>
-      <w:r>
-        <w:rPr>
-          <w:b w:val="1"/>
-          <w:bCs w:val="1"/>
-          <w:rtl w:val="0"/>
-        </w:rPr>
-        <w:t xml:space="preserve">{COMPLAINANT'S ADDRESS}, {Caste, if applicable}.</w:t>
-      </w:r>
-    </w:p>
-    <w:p>
-      <w:pPr>
-        <w:spacing w:after="240" w:before="240" w:lineRule="auto"/>
-        <w:rPr>
-          <w:u w:val="single"/>
-        </w:rPr>
-      </w:pPr>
-      <w:r>
-        <w:rPr>
-          <w:u w:val="single"/>
-          <w:rtl w:val="0"/>
-        </w:rPr>
-        <w:t xml:space="preserve">{ADD OTHER OFFICIAL RESPONDENTS IF APPLICABLE, E.G., "THE PROVINCIAL INVESTIGATION BRANCH (PIB)"}</w:t>
-      </w:r>
-    </w:p>
-    <w:p>
-      <w:pPr>
-        <w:spacing w:after="240" w:before="240" w:lineRule="auto"/>
-        <w:rPr>
-          <w:b w:val="1"/>
-          <w:bCs w:val="1"/>
-        </w:rPr>
-      </w:pPr>
-      <w:r>
-        <w:rPr>
-          <w:b w:val="1"/>
-          <w:bCs w:val="1"/>
-          <w:rtl w:val="0"/>
-        </w:rPr>
-        <w:t xml:space="preserve">…RESPONDENTS</w:t>
-      </w:r>
-    </w:p>
-    <w:p>
-      <w:pPr>
-        <w:spacing w:after="240" w:before="240" w:lineRule="auto"/>
-        <w:rPr/>
-      </w:pPr>
-      <w:r>
-        <w:rPr>
-          <w:rtl w:val="0"/>
-        </w:rPr>
-        <w:t xml:space="preserve">WRIT PETITION UNDER ARTICLE 199 OF THE CONSTITUTION OF THE ISLAMIC REPUBLIC OF PAKISTAN, 1973, READ WITH SECTION 561-A Cr.P.C., FOR QUASHING OF F.I.R. NO. {FIR NUMBER}/{YEAR}.</w:t>
-      </w:r>
-    </w:p>
-    <w:p>
-      <w:pPr>
-        <w:spacing w:after="240" w:before="240" w:lineRule="auto"/>
-        <w:rPr>
-          <w:b w:val="1"/>
-          <w:bCs w:val="1"/>
-        </w:rPr>
-      </w:pPr>
-      <w:r>
-        <w:rPr>
-          <w:b w:val="1"/>
-          <w:bCs w:val="1"/>
-          <w:rtl w:val="0"/>
-        </w:rPr>
-        <w:t xml:space="preserve">Respectfully Sheweth:</w:t>
-      </w:r>
-    </w:p>
-    <w:p>
-      <w:pPr>
-        <w:spacing w:after="240" w:before="240" w:lineRule="auto"/>
-        <w:rPr/>
-      </w:pPr>
-      <w:r>
-        <w:rPr>
-          <w:rtl w:val="0"/>
-        </w:rPr>
-        <w:t xml:space="preserve">That the addresses of the parties given hereinabove are correct for the purpose of service of notices and legal proceedings.</w:t>
-      </w:r>
-    </w:p>
-    <w:p>
-      <w:pPr>
-        <w:spacing w:after="240" w:before="240" w:lineRule="auto"/>
-        <w:rPr/>
-      </w:pPr>
-      <w:r>
-        <w:rPr>
-          <w:rtl w:val="0"/>
-        </w:rPr>
-        <w:t xml:space="preserve">That Respondent No.</w:t>
-      </w:r>
-      <w:r>
-        <w:rPr>
-          <w:b w:val="1"/>
-          <w:bCs w:val="1"/>
-          <w:rtl w:val="0"/>
-        </w:rPr>
-        <w:t xml:space="preserve"> {NUMBER} </w:t>
-      </w:r>
-      <w:r>
-        <w:rPr>
-          <w:rtl w:val="0"/>
-        </w:rPr>
-        <w:t xml:space="preserve">(the complainant) got registered the impugned FIR No. {FIR NUMBER} dated {DATE OF FIR} at Police Station</w:t>
-      </w:r>
-      <w:r>
-        <w:rPr>
-          <w:b w:val="1"/>
-          <w:bCs w:val="1"/>
-          <w:rtl w:val="0"/>
-        </w:rPr>
-        <w:t xml:space="preserve"> {NAME}</w:t>
-      </w:r>
-      <w:r>
-        <w:rPr>
-          <w:rtl w:val="0"/>
-        </w:rPr>
-        <w:t xml:space="preserve">, District </w:t>
-      </w:r>
-      <w:r>
-        <w:rPr>
-          <w:b w:val="1"/>
-          <w:bCs w:val="1"/>
-          <w:rtl w:val="0"/>
-        </w:rPr>
-        <w:t xml:space="preserve">{DISTRICT}, </w:t>
-      </w:r>
-      <w:r>
-        <w:rPr>
-          <w:rtl w:val="0"/>
-        </w:rPr>
-        <w:t xml:space="preserve">against the Petitioner(s) {and others}, alleging offences under Section(s) </w:t>
-      </w:r>
-      <w:r>
-        <w:rPr>
-          <w:b w:val="1"/>
-          <w:bCs w:val="1"/>
-          <w:rtl w:val="0"/>
-        </w:rPr>
-        <w:t xml:space="preserve">{PENAL CODE SECTIONS} </w:t>
-      </w:r>
-      <w:r>
-        <w:rPr>
-          <w:rtl w:val="0"/>
-        </w:rPr>
-        <w:t xml:space="preserve">of the Pakistan Penal Code, 1860. The allegation, in brief, is that {PROVIDE A CONCISE, 2-3 SENTENCE SUMMARY OF THE ALLEGATION MADE IN THE FIR}. A copy of the FIR is annexed as ANNEXURE-A.</w:t>
-      </w:r>
-    </w:p>
-    <w:p>
-      <w:pPr>
-        <w:spacing w:after="240" w:before="240" w:lineRule="auto"/>
-        <w:rPr/>
-      </w:pPr>
-      <w:r>
-        <w:rPr>
-          <w:rtl w:val="0"/>
-        </w:rPr>
-        <w:t xml:space="preserve">That the Petitioner(s) {took protective legal measures / sought anticipatory relief} by filing </w:t>
-      </w:r>
-      <w:r>
-        <w:rPr>
-          <w:b w:val="1"/>
-          <w:bCs w:val="1"/>
-          <w:rtl w:val="0"/>
-        </w:rPr>
-        <w:t xml:space="preserve">{a pre-arrest bail application / a protective petition} </w:t>
-      </w:r>
-      <w:r>
-        <w:rPr>
-          <w:rtl w:val="0"/>
-        </w:rPr>
-        <w:t xml:space="preserve">before the learned</w:t>
-      </w:r>
-      <w:r>
-        <w:rPr>
-          <w:b w:val="1"/>
-          <w:bCs w:val="1"/>
-          <w:rtl w:val="0"/>
-        </w:rPr>
-        <w:t xml:space="preserve"> {NAME &amp; DESIGNATION OF JUDGE}</w:t>
-      </w:r>
-      <w:r>
-        <w:rPr>
-          <w:rtl w:val="0"/>
-        </w:rPr>
-        <w:t xml:space="preserve">, </w:t>
-      </w:r>
-      <w:r>
-        <w:rPr>
-          <w:b w:val="1"/>
-          <w:bCs w:val="1"/>
-          <w:rtl w:val="0"/>
-        </w:rPr>
-        <w:t xml:space="preserve">{LOCATION}</w:t>
-      </w:r>
-      <w:r>
-        <w:rPr>
-          <w:rtl w:val="0"/>
-        </w:rPr>
-        <w:t xml:space="preserve">, which was </w:t>
-      </w:r>
-      <w:r>
-        <w:rPr>
-          <w:b w:val="1"/>
-          <w:bCs w:val="1"/>
-          <w:rtl w:val="0"/>
-        </w:rPr>
-        <w:t xml:space="preserve">{GRANTED / LISTED} </w:t>
-      </w:r>
-      <w:r>
-        <w:rPr>
-          <w:rtl w:val="0"/>
-        </w:rPr>
-        <w:t xml:space="preserve">vide order dated {DATE OF ORDER}. A copy of the relevant order/certificate is annexed as ANNEXURE-B.</w:t>
-      </w:r>
-    </w:p>
-    <w:p>
-      <w:pPr>
-        <w:spacing w:after="240" w:before="240" w:lineRule="auto"/>
-        <w:rPr/>
-      </w:pPr>
-      <w:r>
-        <w:rPr>
-          <w:rtl w:val="0"/>
-        </w:rPr>
-        <w:t xml:space="preserve">That the Petitioners now invoke the constitutional jurisdiction of this Honourable Court, seeking the extraordinary remedy of quashing the impugned FIR, inter alia, on the following grounds which demonstrate that the FIR is baseless, malicious, and an abuse of the process of law:</w:t>
-      </w:r>
-    </w:p>
-    <w:p>
-      <w:pPr>
-        <w:spacing w:after="240" w:before="240" w:lineRule="auto"/>
-        <w:rPr>
-          <w:b w:val="1"/>
-          <w:bCs w:val="1"/>
-        </w:rPr>
-      </w:pPr>
-      <w:r>
-        <w:rPr>
-          <w:b w:val="1"/>
-          <w:bCs w:val="1"/>
-          <w:rtl w:val="0"/>
-        </w:rPr>
-        <w:t xml:space="preserve">GROUNDS FOR QUASHING:</w:t>
-      </w:r>
-    </w:p>
-    <w:p>
-      <w:pPr>
-        <w:spacing w:after="240" w:before="240" w:lineRule="auto"/>
-        <w:rPr/>
-      </w:pPr>
-      <w:r>
-        <w:rPr>
-          <w:b w:val="1"/>
-          <w:bCs w:val="1"/>
-          <w:rtl w:val="0"/>
-        </w:rPr>
-        <w:t xml:space="preserve">(A) INTRINSICALLY FLAWED &amp; NO OFFENCE DISCLOSED: </w:t>
-      </w:r>
-      <w:r>
-        <w:rPr>
-          <w:rtl w:val="0"/>
-        </w:rPr>
-        <w:t xml:space="preserve">A bare reading of the FIR and the attached documents reveals that no cognizable offence is disclosed. The allegations, even if taken at face value and accepted in their entirety, do not constitute the essential ingredients of the offence(s) under Section(s)</w:t>
-      </w:r>
-      <w:r>
-        <w:rPr>
-          <w:b w:val="1"/>
-          <w:bCs w:val="1"/>
-          <w:rtl w:val="0"/>
-        </w:rPr>
-        <w:t xml:space="preserve"> {PENAL CODE SECTIONS}</w:t>
-      </w:r>
-      <w:r>
-        <w:rPr>
-          <w:rtl w:val="0"/>
-        </w:rPr>
-        <w:t xml:space="preserve"> PPC. The FIR is legally unsustainable on its own face.</w:t>
-      </w:r>
-    </w:p>
-    <w:p>
-      <w:pPr>
-        <w:spacing w:after="240" w:before="240" w:lineRule="auto"/>
-        <w:rPr>
-          <w:u w:val="single"/>
-        </w:rPr>
-      </w:pPr>
-      <w:r>
-        <w:rPr>
-          <w:b w:val="1"/>
-          <w:bCs w:val="1"/>
-          <w:rtl w:val="0"/>
-        </w:rPr>
-        <w:t xml:space="preserve">(B) MALICIOUS, VEXATIOUS &amp; BORN OUT OF MALICE: </w:t>
-      </w:r>
-      <w:r>
-        <w:rPr>
-          <w:rtl w:val="0"/>
-        </w:rPr>
-        <w:t xml:space="preserve">The FIR is a gross abuse of the process of criminal law, lodged with ulterior motives and malice. The complainant's motive is</w:t>
-      </w:r>
-      <w:r>
-        <w:rPr>
-          <w:u w:val="single"/>
-          <w:rtl w:val="0"/>
-        </w:rPr>
-        <w:t xml:space="preserve"> {STATE THE MOTIVE, E.G., "TO HARASS AND HUMILIATE THE PETITIONERS, TO EXERT PRESSURE IN A PENDING CIVIL DISPUTE, TO TAKE PERSONAL VENGEANCE, TO BLACKMAIL"}.</w:t>
-      </w:r>
-    </w:p>
-    <w:p>
-      <w:pPr>
-        <w:spacing w:after="240" w:before="240" w:lineRule="auto"/>
-        <w:rPr/>
-      </w:pPr>
-      <w:r>
-        <w:rPr>
-          <w:b w:val="1"/>
-          <w:bCs w:val="1"/>
-          <w:rtl w:val="0"/>
-        </w:rPr>
-        <w:t xml:space="preserve">(C) SETTLEMENT / RESOLUTION OF THE GRIEVANCE:</w:t>
-      </w:r>
-      <w:r>
-        <w:rPr>
-          <w:rtl w:val="0"/>
-        </w:rPr>
-        <w:t xml:space="preserve"> The core dispute/grievance that led to the registration of the FIR has been </w:t>
-      </w:r>
-      <w:r>
-        <w:rPr>
-          <w:b w:val="1"/>
-          <w:bCs w:val="1"/>
-          <w:rtl w:val="0"/>
-        </w:rPr>
-        <w:t xml:space="preserve">{SETTLED / RESOLVED / WITHDRAWN}.</w:t>
-      </w:r>
-      <w:r>
-        <w:rPr>
-          <w:rtl w:val="0"/>
-        </w:rPr>
-        <w:t xml:space="preserve"> The parties have entered into a compromise deed dated {DATE OF COMPROMISE}, a copy of which is annexed as ANNEXURE-C. {OR} The alleged victim (Petitioner No. 2) is a consenting party and has filed her separate statement/affidavit denying any coercion, a copy of which is annexed as ANNEXURE-D.</w:t>
-      </w:r>
-    </w:p>
-    <w:p>
-      <w:pPr>
-        <w:spacing w:after="240" w:before="240" w:lineRule="auto"/>
-        <w:rPr>
-          <w:u w:val="single"/>
-        </w:rPr>
-      </w:pPr>
-      <w:r>
-        <w:rPr>
-          <w:b w:val="1"/>
-          <w:bCs w:val="1"/>
-          <w:rtl w:val="0"/>
-        </w:rPr>
-        <w:t xml:space="preserve">(D) LEGAL DEFENSE/EXEMPTION APPLICABLE: </w:t>
-      </w:r>
-      <w:r>
-        <w:rPr>
-          <w:rtl w:val="0"/>
-        </w:rPr>
-        <w:t xml:space="preserve">The act alleged falls within a legal exception/defense provided under the law, such as </w:t>
-      </w:r>
-      <w:r>
-        <w:rPr>
-          <w:u w:val="single"/>
-          <w:rtl w:val="0"/>
-        </w:rPr>
-        <w:t xml:space="preserve">{MENTION DEFENSE, E.G., "ACT DONE IN EXERCISE OF THE RIGHT OF PRIVATE DEFENSE (SECTIONS 96-106 PPC), ACT DONE BY CONSENT (SECTION 87 PPC), ACT COVERED BY A LEGAL AGREEMENT OR AUTHORITY"}.</w:t>
-      </w:r>
-    </w:p>
-    <w:p>
-      <w:pPr>
-        <w:spacing w:after="240" w:before="240" w:lineRule="auto"/>
-        <w:rPr/>
-      </w:pPr>
-      <w:r>
-        <w:rPr>
-          <w:b w:val="1"/>
-          <w:bCs w:val="1"/>
-          <w:rtl w:val="0"/>
-        </w:rPr>
-        <w:t xml:space="preserve">(E) DOCUMENTARY PROOF CONTRADICTS FIR ALLEGATIONS: </w:t>
-      </w:r>
-      <w:r>
-        <w:rPr>
-          <w:rtl w:val="0"/>
-        </w:rPr>
-        <w:t xml:space="preserve">The Petitioners possess irrefutable documentary evidence that completely falsifies the prosecution story. This includes </w:t>
-      </w:r>
-      <w:r>
-        <w:rPr>
-          <w:u w:val="single"/>
-          <w:rtl w:val="0"/>
-        </w:rPr>
-        <w:t xml:space="preserve">{LIST DOCUMENTS, E.G., "AUTHENTIC CONTRACT, NIKAH NAMA, MEDICAL REPORT, OFFICIAL RECORD, COMMUNICATION"</w:t>
-      </w:r>
-      <w:r>
-        <w:rPr>
-          <w:rtl w:val="0"/>
-        </w:rPr>
-        <w:t xml:space="preserve">}, copies of which are annexed collectively as ANNEXURE-E. These documents were either in existence prior to the FIR or are independently verifiable, proving the falsity of the allegations.</w:t>
-      </w:r>
-    </w:p>
-    <w:p>
-      <w:pPr>
-        <w:spacing w:after="240" w:before="240" w:lineRule="auto"/>
-        <w:rPr/>
-      </w:pPr>
-      <w:r>
-        <w:rPr>
-          <w:b w:val="1"/>
-          <w:bCs w:val="1"/>
-          <w:rtl w:val="0"/>
-        </w:rPr>
-        <w:t xml:space="preserve">(F) LACK OF EVIDENCE &amp; FUTILE PROSECUTION:</w:t>
-      </w:r>
-      <w:r>
-        <w:rPr>
-          <w:rtl w:val="0"/>
-        </w:rPr>
-        <w:t xml:space="preserve"> The investigation, if allowed to proceed, would be a futile exercise as no evidence exists or can be gathered to substantiate the bald allegations. Continuing the criminal process would only waste precious judicial time and cause undue harassment to the Petitioners.</w:t>
-      </w:r>
-    </w:p>
-    <w:p>
-      <w:pPr>
-        <w:spacing w:after="240" w:before="240" w:lineRule="auto"/>
-        <w:rPr/>
-      </w:pPr>
-      <w:r>
-        <w:rPr>
-          <w:b w:val="1"/>
-          <w:bCs w:val="1"/>
-          <w:rtl w:val="0"/>
-        </w:rPr>
-        <w:t xml:space="preserve">(G) NO ALTERNATE, EFFICACIOUS REMEDY:</w:t>
-      </w:r>
-      <w:r>
-        <w:rPr>
-          <w:rtl w:val="0"/>
-        </w:rPr>
-        <w:t xml:space="preserve"> The Petitioners have no other equally effective, speedy, or adequate remedy available under the ordinary law. The criminal machinery, once set in motion, causes immediate and irreparable harm to reputation and liberty, warranting the exercise of this Court's extraordinary constitutional jurisdiction.</w:t>
-      </w:r>
-    </w:p>
-    <w:p>
-      <w:pPr>
-        <w:spacing w:after="240" w:before="240" w:lineRule="auto"/>
-        <w:rPr/>
-      </w:pPr>
-      <w:r>
-        <w:rPr>
-          <w:rtl w:val="0"/>
-        </w:rPr>
-        <w:t xml:space="preserve">That in view of the foregoing, allowing the impugned FIR to survive would perpetuate a grave miscarriage of justice. The FIR is liable to be quashed to secure the ends of justice and prevent the abuse of the process of the court.</w:t>
-      </w:r>
-    </w:p>
-    <w:p>
-      <w:pPr>
-        <w:spacing w:after="240" w:before="240" w:lineRule="auto"/>
-        <w:rPr>
-          <w:b w:val="1"/>
-          <w:bCs w:val="1"/>
-        </w:rPr>
-      </w:pPr>
-      <w:r>
-        <w:rPr>
-          <w:b w:val="1"/>
-          <w:bCs w:val="1"/>
-          <w:rtl w:val="0"/>
-        </w:rPr>
-        <w:t xml:space="preserve">PRAYER:</w:t>
-      </w:r>
-    </w:p>
-    <w:p>
-      <w:pPr>
-        <w:spacing w:after="240" w:before="240" w:lineRule="auto"/>
-        <w:rPr/>
-      </w:pPr>
-      <w:r>
-        <w:rPr>
-          <w:rtl w:val="0"/>
-        </w:rPr>
-        <w:t xml:space="preserve">It is, therefore, most respectfully prayed that this Honourable Court may graciously be pleased to:</w:t>
-      </w:r>
-    </w:p>
-    <w:p>
-      <w:pPr>
-        <w:spacing w:after="240" w:before="240" w:lineRule="auto"/>
-        <w:rPr/>
-      </w:pPr>
-      <w:r>
-        <w:rPr>
-          <w:b w:val="1"/>
-          <w:bCs w:val="1"/>
-          <w:rtl w:val="0"/>
-        </w:rPr>
-        <w:t xml:space="preserve">(i)</w:t>
-      </w:r>
-      <w:r>
-        <w:rPr>
-          <w:rtl w:val="0"/>
-        </w:rPr>
-        <w:t xml:space="preserve"> Issue a Rule Nisi to the Respondents, calling upon them to show cause as to why the impugned FIR No. {FIR NUMBER} dated {DATE OF FIR} under Section(s) {PENAL CODE SECTIONS} PPC, registered at Police Station {NAME}, District {DISTRICT}, should not be quashed;</w:t>
-      </w:r>
-    </w:p>
-    <w:p>
-      <w:pPr>
-        <w:spacing w:after="240" w:before="240" w:lineRule="auto"/>
-        <w:rPr>
-          <w:b w:val="1"/>
-          <w:bCs w:val="1"/>
-        </w:rPr>
-      </w:pPr>
-      <w:r>
-        <w:rPr>
-          <w:b w:val="1"/>
-          <w:bCs w:val="1"/>
-          <w:rtl w:val="0"/>
-        </w:rPr>
-        <w:t xml:space="preserve">**(Interim Relief Prayer)**</w:t>
-      </w:r>
-    </w:p>
-    <w:p>
-      <w:pPr>
-        <w:spacing w:after="240" w:before="240" w:lineRule="auto"/>
-        <w:rPr/>
-      </w:pPr>
-      <w:r>
-        <w:rPr>
-          <w:b w:val="1"/>
-          <w:bCs w:val="1"/>
-          <w:rtl w:val="0"/>
-        </w:rPr>
-        <w:t xml:space="preserve">(ii)</w:t>
-      </w:r>
-      <w:r>
-        <w:rPr>
-          <w:rtl w:val="0"/>
-        </w:rPr>
-        <w:t xml:space="preserve"> Suspend the operation/effect of the impugned FIR during the pendency of this petition;</w:t>
-      </w:r>
-    </w:p>
-    <w:p>
-      <w:pPr>
-        <w:spacing w:after="240" w:before="240" w:lineRule="auto"/>
-        <w:rPr/>
-      </w:pPr>
-      <w:r>
-        <w:rPr>
-          <w:b w:val="1"/>
-          <w:bCs w:val="1"/>
-          <w:rtl w:val="0"/>
-        </w:rPr>
-        <w:t xml:space="preserve">(iii)</w:t>
-      </w:r>
-      <w:r>
-        <w:rPr>
-          <w:rtl w:val="0"/>
-        </w:rPr>
-        <w:t xml:space="preserve"> Restrain Respondents No. 1 &amp; 2, their agents, subordinates, and all law enforcement agencies from arresting, harassing, or taking any coercive action against the Petitioners in connection with the said FIR;</w:t>
-      </w:r>
-    </w:p>
-    <w:p>
-      <w:pPr>
-        <w:spacing w:after="240" w:before="240" w:lineRule="auto"/>
-        <w:rPr/>
-      </w:pPr>
-      <w:r>
-        <w:rPr>
-          <w:b w:val="1"/>
-          <w:bCs w:val="1"/>
-          <w:rtl w:val="0"/>
-        </w:rPr>
-        <w:t xml:space="preserve">(iv)</w:t>
-      </w:r>
-      <w:r>
-        <w:rPr>
-          <w:rtl w:val="0"/>
-        </w:rPr>
-        <w:t xml:space="preserve"> After hearing the parties, make the Rule absolute and quash the aforementioned FIR with all consequential proceedings arising therefrom;</w:t>
-      </w:r>
-    </w:p>
-    <w:p>
-      <w:pPr>
-        <w:spacing w:after="240" w:before="240" w:lineRule="auto"/>
-        <w:rPr/>
-      </w:pPr>
-      <w:r>
-        <w:rPr>
-          <w:b w:val="1"/>
-          <w:bCs w:val="1"/>
-          <w:rtl w:val="0"/>
-        </w:rPr>
-        <w:t xml:space="preserve">(v) </w:t>
-      </w:r>
-      <w:r>
-        <w:rPr>
-          <w:rtl w:val="0"/>
-        </w:rPr>
-        <w:t xml:space="preserve">Pass any other order(s) as this Honourable Court may deem fit and proper in the interest of justice.</w:t>
-      </w:r>
-    </w:p>
-    <w:p>
-      <w:pPr>
-        <w:spacing w:after="240" w:before="240" w:lineRule="auto"/>
-        <w:rPr>
-          <w:b w:val="1"/>
-          <w:bCs w:val="1"/>
-        </w:rPr>
-      </w:pPr>
-      <w:r>
-        <w:rPr>
-          <w:b w:val="1"/>
-          <w:bCs w:val="1"/>
-          <w:rtl w:val="0"/>
-        </w:rPr>
-        <w:t xml:space="preserve">PETITIONERS</w:t>
-      </w:r>
-    </w:p>
-    <w:p>
-      <w:pPr>
-        <w:spacing w:after="240" w:before="240" w:lineRule="auto"/>
-        <w:rPr>
-          <w:b w:val="1"/>
-          <w:bCs w:val="1"/>
-        </w:rPr>
-      </w:pPr>
-      <w:r>
-        <w:rPr>
-          <w:b w:val="1"/>
-          <w:bCs w:val="1"/>
-          <w:rtl w:val="0"/>
-        </w:rPr>
-        <w:t xml:space="preserve">THROUGH COUNSEL:</w:t>
-      </w:r>
-    </w:p>
-    <w:p>
-      <w:pPr>
-        <w:spacing w:after="240" w:before="240" w:lineRule="auto"/>
-        <w:rPr/>
-      </w:pPr>
-      <w:r>
-        <w:rPr>
-          <w:rtl w:val="0"/>
-        </w:rPr>
-        <w:t xml:space="preserve">({NAME OF ADVOCATE})</w:t>
-      </w:r>
-    </w:p>
-    <w:p>
-      <w:pPr>
-        <w:spacing w:after="240" w:before="240" w:lineRule="auto"/>
-        <w:rPr/>
-      </w:pPr>
-      <w:r>
-        <w:rPr>
-          <w:rtl w:val="0"/>
-        </w:rPr>
-        <w:t xml:space="preserve">Advocate High Court</w:t>
-      </w:r>
-    </w:p>
-    <w:p>
-      <w:pPr>
-        <w:spacing w:after="240" w:before="240" w:lineRule="auto"/>
-        <w:rPr/>
-      </w:pPr>
-      <w:r>
-        <w:rPr>
-          <w:b w:val="1"/>
-          <w:bCs w:val="1"/>
-          <w:rtl w:val="0"/>
-        </w:rPr>
-        <w:t xml:space="preserve">Enrollment No. </w:t>
-      </w:r>
-      <w:r>
-        <w:rPr>
-          <w:rtl w:val="0"/>
-        </w:rPr>
-        <w:t xml:space="preserve">{BAR COUNCIL NUMBER}</w:t>
-      </w:r>
-    </w:p>
-    <w:p>
-      <w:pPr>
-        <w:spacing w:after="240" w:before="240" w:lineRule="auto"/>
-        <w:rPr/>
-      </w:pPr>
-      <w:r>
-        <w:rPr>
-          <w:b w:val="1"/>
-          <w:bCs w:val="1"/>
-          <w:rtl w:val="0"/>
-        </w:rPr>
-        <w:t xml:space="preserve">Office: </w:t>
-      </w:r>
-      <w:r>
-        <w:rPr>
-          <w:rtl w:val="0"/>
-        </w:rPr>
-        <w:t xml:space="preserve">{</w:t>
-      </w:r>
-      <w:r>
-        <w:rPr>
-          <w:rtl w:val="0"/>
-        </w:rPr>
-        <w:t xml:space="preserve">OFFICE ADDRESS}</w:t>
-      </w:r>
-    </w:p>
-    <w:p>
-      <w:pPr>
-        <w:spacing w:after="240" w:before="240" w:lineRule="auto"/>
-        <w:rPr/>
-      </w:pPr>
-      <w:r>
-        <w:rPr>
-          <w:b w:val="1"/>
-          <w:bCs w:val="1"/>
-          <w:rtl w:val="0"/>
-        </w:rPr>
-        <w:t xml:space="preserve">Mobile:</w:t>
-      </w:r>
-      <w:r>
-        <w:rPr>
-          <w:rtl w:val="0"/>
-        </w:rPr>
-        <w:t xml:space="preserve"> {CONTACT NUMBER}</w:t>
-      </w:r>
-    </w:p>
-    <w:p>
-      <w:pPr>
-        <w:spacing w:after="240" w:before="240" w:lineRule="auto"/>
-        <w:rPr/>
-      </w:pPr>
-      <w:r>
-        <w:rPr>
-          <w:b w:val="1"/>
-          <w:bCs w:val="1"/>
-          <w:rtl w:val="0"/>
-        </w:rPr>
-        <w:t xml:space="preserve">Email: </w:t>
-      </w:r>
-      <w:r>
-        <w:rPr>
-          <w:rtl w:val="0"/>
-        </w:rPr>
-        <w:t xml:space="preserve">{EMAIL ADDRESS}</w:t>
-      </w:r>
-    </w:p>
-    <w:p>
-      <w:pPr>
-        <w:spacing w:after="240" w:before="240" w:lineRule="auto"/>
-        <w:rPr/>
-      </w:pPr>
-      <w:r>
-        <w:rPr>
-          <w:b w:val="1"/>
-          <w:bCs w:val="1"/>
-          <w:rtl w:val="0"/>
-        </w:rPr>
-        <w:t xml:space="preserve">Dated:</w:t>
-      </w:r>
-      <w:r>
-        <w:rPr>
-          <w:rtl w:val="0"/>
-        </w:rPr>
-        <w:t xml:space="preserve"> {DATE OF FILING}</w:t>
-      </w:r>
-    </w:p>
-    <w:p>
-      <w:pPr>
-        <w:spacing w:after="240" w:before="240" w:lineRule="auto"/>
-        <w:rPr>
-          <w:b w:val="1"/>
-          <w:bCs w:val="1"/>
-        </w:rPr>
-      </w:pPr>
-      <w:r>
-        <w:rPr>
-          <w:b w:val="1"/>
-          <w:bCs w:val="1"/>
-          <w:rtl w:val="0"/>
-        </w:rPr>
-        <w:t xml:space="preserve">VERIFICATION:</w:t>
-      </w:r>
-    </w:p>
-    <w:p>
-      <w:pPr>
-        <w:spacing w:after="240" w:before="240" w:lineRule="auto"/>
-        <w:rPr/>
-      </w:pPr>
-      <w:r>
-        <w:rPr>
-          <w:rtl w:val="0"/>
-        </w:rPr>
-        <w:t xml:space="preserve">Verified upon oath at {CITY} this ______ day of ______________, {YEAR}, that the contents of the above petition are true and correct to the best of my knowledge, information, and belief. The cause of action has arisen due to the registration of a malicious FIR, and the Petitioners have no other equally efficacious remedy.</w:t>
-      </w:r>
-    </w:p>
-    <w:p>
-      <w:pPr>
-        <w:spacing w:after="240" w:before="240" w:lineRule="auto"/>
-        <w:rPr>
-          <w:b w:val="1"/>
-          <w:bCs w:val="1"/>
-        </w:rPr>
-      </w:pPr>
-      <w:r>
-        <w:rPr>
-          <w:b w:val="1"/>
-          <w:bCs w:val="1"/>
+          <w:rFonts w:ascii="Times New Roman" w:hAnsi="Times New Roman"/>
+          <w:b/>
+          <w:bCs w:val="1"/>
+          <w:i w:val="0"/>
+          <w:color w:val="000000"/>
+          <w:sz w:val="22"/>
+          <w:u w:val="none"/>
           <w:rtl w:val="0"/>
         </w:rPr>
         <w:t xml:space="preserve">PETITIONER: {NAME OF PETITIONER 1}</w:t>
@@ -1044,19 +1683,32 @@
     </w:p>
     <w:p>
       <w:pPr>
-        <w:spacing w:after="240" w:before="240" w:lineRule="auto"/>
-        <w:rPr/>
-      </w:pPr>
-      <w:r>
-        <w:rPr>
-          <w:b w:val="1"/>
-          <w:bCs w:val="1"/>
+        <w:spacing w:after="60" w:before="0" w:lineRule="auto" w:line="312"/>
+        <w:ind w:firstLine="360"/>
+        <w:jc w:val="both"/>
+        <w:rPr/>
+      </w:pPr>
+      <w:r>
+        <w:rPr>
+          <w:rFonts w:ascii="Times New Roman" w:hAnsi="Times New Roman"/>
+          <w:b w:val="0"/>
+          <w:bCs w:val="1"/>
+          <w:i w:val="0"/>
+          <w:color w:val="000000"/>
+          <w:sz w:val="22"/>
+          <w:u w:val="none"/>
           <w:rtl w:val="0"/>
         </w:rPr>
         <w:t xml:space="preserve">INDEX OF DOCUMENTS</w:t>
       </w:r>
       <w:r>
         <w:rPr>
+          <w:rFonts w:ascii="Times New Roman" w:hAnsi="Times New Roman"/>
+          <w:b w:val="0"/>
+          <w:i w:val="0"/>
+          <w:color w:val="000000"/>
+          <w:sz w:val="22"/>
+          <w:u w:val="none"/>
           <w:rtl w:val="0"/>
         </w:rPr>
       </w:r>
@@ -1121,14 +1773,25 @@
             </w:pPr>
             <w:r>
               <w:rPr>
-                <w:b w:val="1"/>
+                <w:rFonts w:ascii="Times New Roman" w:hAnsi="Times New Roman"/>
+                <w:b w:val="0"/>
                 <w:bCs w:val="1"/>
+                <w:i w:val="0"/>
+                <w:color w:val="000000"/>
+                <w:sz w:val="22"/>
+                <w:u w:val="none"/>
                 <w:rtl w:val="0"/>
               </w:rPr>
               <w:t xml:space="preserve">Sr. No.</w:t>
             </w:r>
             <w:r>
               <w:rPr>
+                <w:rFonts w:ascii="Times New Roman" w:hAnsi="Times New Roman"/>
+                <w:b w:val="0"/>
+                <w:i w:val="0"/>
+                <w:color w:val="000000"/>
+                <w:sz w:val="22"/>
+                <w:u w:val="none"/>
                 <w:rtl w:val="0"/>
               </w:rPr>
             </w:r>
@@ -1158,14 +1821,25 @@
             </w:pPr>
             <w:r>
               <w:rPr>
-                <w:b w:val="1"/>
+                <w:rFonts w:ascii="Times New Roman" w:hAnsi="Times New Roman"/>
+                <w:b w:val="0"/>
                 <w:bCs w:val="1"/>
+                <w:i w:val="0"/>
+                <w:color w:val="000000"/>
+                <w:sz w:val="22"/>
+                <w:u w:val="none"/>
                 <w:rtl w:val="0"/>
               </w:rPr>
               <w:t xml:space="preserve">Description of Documents</w:t>
             </w:r>
             <w:r>
               <w:rPr>
+                <w:rFonts w:ascii="Times New Roman" w:hAnsi="Times New Roman"/>
+                <w:b w:val="0"/>
+                <w:i w:val="0"/>
+                <w:color w:val="000000"/>
+                <w:sz w:val="22"/>
+                <w:u w:val="none"/>
                 <w:rtl w:val="0"/>
               </w:rPr>
             </w:r>
@@ -1195,14 +1869,25 @@
             </w:pPr>
             <w:r>
               <w:rPr>
-                <w:b w:val="1"/>
+                <w:rFonts w:ascii="Times New Roman" w:hAnsi="Times New Roman"/>
+                <w:b w:val="0"/>
                 <w:bCs w:val="1"/>
+                <w:i w:val="0"/>
+                <w:color w:val="000000"/>
+                <w:sz w:val="22"/>
+                <w:u w:val="none"/>
                 <w:rtl w:val="0"/>
               </w:rPr>
               <w:t xml:space="preserve">Annexure</w:t>
             </w:r>
             <w:r>
               <w:rPr>
+                <w:rFonts w:ascii="Times New Roman" w:hAnsi="Times New Roman"/>
+                <w:b w:val="0"/>
+                <w:i w:val="0"/>
+                <w:color w:val="000000"/>
+                <w:sz w:val="22"/>
+                <w:u w:val="none"/>
                 <w:rtl w:val="0"/>
               </w:rPr>
             </w:r>
@@ -1232,14 +1917,25 @@
             </w:pPr>
             <w:r>
               <w:rPr>
-                <w:b w:val="1"/>
+                <w:rFonts w:ascii="Times New Roman" w:hAnsi="Times New Roman"/>
+                <w:b w:val="0"/>
                 <w:bCs w:val="1"/>
+                <w:i w:val="0"/>
+                <w:color w:val="000000"/>
+                <w:sz w:val="22"/>
+                <w:u w:val="none"/>
                 <w:rtl w:val="0"/>
               </w:rPr>
               <w:t xml:space="preserve">Page Nos.</w:t>
             </w:r>
             <w:r>
               <w:rPr>
+                <w:rFonts w:ascii="Times New Roman" w:hAnsi="Times New Roman"/>
+                <w:b w:val="0"/>
+                <w:i w:val="0"/>
+                <w:color w:val="000000"/>
+                <w:sz w:val="22"/>
+                <w:u w:val="none"/>
                 <w:rtl w:val="0"/>
               </w:rPr>
             </w:r>
@@ -1275,6 +1971,12 @@
             </w:pPr>
             <w:r>
               <w:rPr>
+                <w:rFonts w:ascii="Times New Roman" w:hAnsi="Times New Roman"/>
+                <w:b w:val="0"/>
+                <w:i w:val="0"/>
+                <w:color w:val="000000"/>
+                <w:sz w:val="22"/>
+                <w:u w:val="none"/>
                 <w:rtl w:val="0"/>
               </w:rPr>
               <w:t xml:space="preserve">01</w:t>
@@ -1304,6 +2006,12 @@
             </w:pPr>
             <w:r>
               <w:rPr>
+                <w:rFonts w:ascii="Times New Roman" w:hAnsi="Times New Roman"/>
+                <w:b w:val="0"/>
+                <w:i w:val="0"/>
+                <w:color w:val="000000"/>
+                <w:sz w:val="22"/>
+                <w:u w:val="none"/>
                 <w:rtl w:val="0"/>
               </w:rPr>
               <w:t xml:space="preserve">Writ Petition with Verification</w:t>
@@ -1333,6 +2041,12 @@
             </w:pPr>
             <w:r>
               <w:rPr>
+                <w:rFonts w:ascii="Times New Roman" w:hAnsi="Times New Roman"/>
+                <w:b w:val="0"/>
+                <w:i w:val="0"/>
+                <w:color w:val="000000"/>
+                <w:sz w:val="22"/>
+                <w:u w:val="none"/>
                 <w:rtl w:val="0"/>
               </w:rPr>
               <w:t xml:space="preserve">-</w:t>
@@ -1362,6 +2076,12 @@
             </w:pPr>
             <w:r>
               <w:rPr>
+                <w:rFonts w:ascii="Times New Roman" w:hAnsi="Times New Roman"/>
+                <w:b w:val="0"/>
+                <w:i w:val="0"/>
+                <w:color w:val="000000"/>
+                <w:sz w:val="22"/>
+                <w:u w:val="none"/>
                 <w:rtl w:val="0"/>
               </w:rPr>
               <w:t xml:space="preserve">01-06</w:t>
@@ -1398,6 +2118,12 @@
             </w:pPr>
             <w:r>
               <w:rPr>
+                <w:rFonts w:ascii="Times New Roman" w:hAnsi="Times New Roman"/>
+                <w:b w:val="0"/>
+                <w:i w:val="0"/>
+                <w:color w:val="000000"/>
+                <w:sz w:val="22"/>
+                <w:u w:val="none"/>
                 <w:rtl w:val="0"/>
               </w:rPr>
               <w:t xml:space="preserve">02</w:t>
@@ -1427,6 +2153,12 @@
             </w:pPr>
             <w:r>
               <w:rPr>
+                <w:rFonts w:ascii="Times New Roman" w:hAnsi="Times New Roman"/>
+                <w:b w:val="0"/>
+                <w:i w:val="0"/>
+                <w:color w:val="000000"/>
+                <w:sz w:val="22"/>
+                <w:u w:val="none"/>
                 <w:rtl w:val="0"/>
               </w:rPr>
               <w:t xml:space="preserve">Copy of Impugned FIR No. {FIR NUMBER} dated {DATE}</w:t>
@@ -1456,6 +2188,12 @@
             </w:pPr>
             <w:r>
               <w:rPr>
+                <w:rFonts w:ascii="Times New Roman" w:hAnsi="Times New Roman"/>
+                <w:b w:val="0"/>
+                <w:i w:val="0"/>
+                <w:color w:val="000000"/>
+                <w:sz w:val="22"/>
+                <w:u w:val="none"/>
                 <w:rtl w:val="0"/>
               </w:rPr>
               <w:t xml:space="preserve">A</w:t>
@@ -1485,6 +2223,12 @@
             </w:pPr>
             <w:r>
               <w:rPr>
+                <w:rFonts w:ascii="Times New Roman" w:hAnsi="Times New Roman"/>
+                <w:b w:val="0"/>
+                <w:i w:val="0"/>
+                <w:color w:val="000000"/>
+                <w:sz w:val="22"/>
+                <w:u w:val="none"/>
                 <w:rtl w:val="0"/>
               </w:rPr>
               <w:t xml:space="preserve">07</w:t>
@@ -1521,6 +2265,12 @@
             </w:pPr>
             <w:r>
               <w:rPr>
+                <w:rFonts w:ascii="Times New Roman" w:hAnsi="Times New Roman"/>
+                <w:b w:val="0"/>
+                <w:i w:val="0"/>
+                <w:color w:val="000000"/>
+                <w:sz w:val="22"/>
+                <w:u w:val="none"/>
                 <w:rtl w:val="0"/>
               </w:rPr>
               <w:t xml:space="preserve">03</w:t>
@@ -1550,6 +2300,12 @@
             </w:pPr>
             <w:r>
               <w:rPr>
+                <w:rFonts w:ascii="Times New Roman" w:hAnsi="Times New Roman"/>
+                <w:b w:val="0"/>
+                <w:i w:val="0"/>
+                <w:color w:val="000000"/>
+                <w:sz w:val="22"/>
+                <w:u w:val="none"/>
                 <w:rtl w:val="0"/>
               </w:rPr>
               <w:t xml:space="preserve">Copy of Bail Order/Protective Order dated {DATE}</w:t>
@@ -1579,6 +2335,12 @@
             </w:pPr>
             <w:r>
               <w:rPr>
+                <w:rFonts w:ascii="Times New Roman" w:hAnsi="Times New Roman"/>
+                <w:b w:val="0"/>
+                <w:i w:val="0"/>
+                <w:color w:val="000000"/>
+                <w:sz w:val="22"/>
+                <w:u w:val="none"/>
                 <w:rtl w:val="0"/>
               </w:rPr>
               <w:t xml:space="preserve">B</w:t>
@@ -1608,6 +2370,12 @@
             </w:pPr>
             <w:r>
               <w:rPr>
+                <w:rFonts w:ascii="Times New Roman" w:hAnsi="Times New Roman"/>
+                <w:b w:val="0"/>
+                <w:i w:val="0"/>
+                <w:color w:val="000000"/>
+                <w:sz w:val="22"/>
+                <w:u w:val="none"/>
                 <w:rtl w:val="0"/>
               </w:rPr>
               <w:t xml:space="preserve">08-09</w:t>
@@ -1644,6 +2412,12 @@
             </w:pPr>
             <w:r>
               <w:rPr>
+                <w:rFonts w:ascii="Times New Roman" w:hAnsi="Times New Roman"/>
+                <w:b w:val="0"/>
+                <w:i w:val="0"/>
+                <w:color w:val="000000"/>
+                <w:sz w:val="22"/>
+                <w:u w:val="none"/>
                 <w:rtl w:val="0"/>
               </w:rPr>
               <w:t xml:space="preserve">04</w:t>
@@ -1673,6 +2447,12 @@
             </w:pPr>
             <w:r>
               <w:rPr>
+                <w:rFonts w:ascii="Times New Roman" w:hAnsi="Times New Roman"/>
+                <w:b w:val="0"/>
+                <w:i w:val="0"/>
+                <w:color w:val="000000"/>
+                <w:sz w:val="22"/>
+                <w:u w:val="none"/>
                 <w:rtl w:val="0"/>
               </w:rPr>
               <w:t xml:space="preserve">Copy of {KEY DOCUMENT 1, E.G., "COMPROMISE DEED / NIKAH NAMA / AFFIDAVIT"}</w:t>
@@ -1702,6 +2482,12 @@
             </w:pPr>
             <w:r>
               <w:rPr>
+                <w:rFonts w:ascii="Times New Roman" w:hAnsi="Times New Roman"/>
+                <w:b w:val="0"/>
+                <w:i w:val="0"/>
+                <w:color w:val="000000"/>
+                <w:sz w:val="22"/>
+                <w:u w:val="none"/>
                 <w:rtl w:val="0"/>
               </w:rPr>
               <w:t xml:space="preserve">C</w:t>
@@ -1731,6 +2517,12 @@
             </w:pPr>
             <w:r>
               <w:rPr>
+                <w:rFonts w:ascii="Times New Roman" w:hAnsi="Times New Roman"/>
+                <w:b w:val="0"/>
+                <w:i w:val="0"/>
+                <w:color w:val="000000"/>
+                <w:sz w:val="22"/>
+                <w:u w:val="none"/>
                 <w:rtl w:val="0"/>
               </w:rPr>
               <w:t xml:space="preserve">10</w:t>
@@ -1767,6 +2559,12 @@
             </w:pPr>
             <w:r>
               <w:rPr>
+                <w:rFonts w:ascii="Times New Roman" w:hAnsi="Times New Roman"/>
+                <w:b w:val="0"/>
+                <w:i w:val="0"/>
+                <w:color w:val="000000"/>
+                <w:sz w:val="22"/>
+                <w:u w:val="none"/>
                 <w:rtl w:val="0"/>
               </w:rPr>
               <w:t xml:space="preserve">05</w:t>
@@ -1796,6 +2594,12 @@
             </w:pPr>
             <w:r>
               <w:rPr>
+                <w:rFonts w:ascii="Times New Roman" w:hAnsi="Times New Roman"/>
+                <w:b w:val="0"/>
+                <w:i w:val="0"/>
+                <w:color w:val="000000"/>
+                <w:sz w:val="22"/>
+                <w:u w:val="none"/>
                 <w:rtl w:val="0"/>
               </w:rPr>
               <w:t xml:space="preserve">Copy of {KEY DOCUMENT 2, E.G., "PETITION U/S 22-A Cr.P.C. / MEDICAL REPORT"}</w:t>
@@ -1825,6 +2629,12 @@
             </w:pPr>
             <w:r>
               <w:rPr>
+                <w:rFonts w:ascii="Times New Roman" w:hAnsi="Times New Roman"/>
+                <w:b w:val="0"/>
+                <w:i w:val="0"/>
+                <w:color w:val="000000"/>
+                <w:sz w:val="22"/>
+                <w:u w:val="none"/>
                 <w:rtl w:val="0"/>
               </w:rPr>
               <w:t xml:space="preserve">D</w:t>
@@ -1854,6 +2664,12 @@
             </w:pPr>
             <w:r>
               <w:rPr>
+                <w:rFonts w:ascii="Times New Roman" w:hAnsi="Times New Roman"/>
+                <w:b w:val="0"/>
+                <w:i w:val="0"/>
+                <w:color w:val="000000"/>
+                <w:sz w:val="22"/>
+                <w:u w:val="none"/>
                 <w:rtl w:val="0"/>
               </w:rPr>
               <w:t xml:space="preserve">11</w:t>
@@ -1890,6 +2706,12 @@
             </w:pPr>
             <w:r>
               <w:rPr>
+                <w:rFonts w:ascii="Times New Roman" w:hAnsi="Times New Roman"/>
+                <w:b w:val="0"/>
+                <w:i w:val="0"/>
+                <w:color w:val="000000"/>
+                <w:sz w:val="22"/>
+                <w:u w:val="none"/>
                 <w:rtl w:val="0"/>
               </w:rPr>
               <w:t xml:space="preserve">06</w:t>
@@ -1919,6 +2741,12 @@
             </w:pPr>
             <w:r>
               <w:rPr>
+                <w:rFonts w:ascii="Times New Roman" w:hAnsi="Times New Roman"/>
+                <w:b w:val="0"/>
+                <w:i w:val="0"/>
+                <w:color w:val="000000"/>
+                <w:sz w:val="22"/>
+                <w:u w:val="none"/>
                 <w:rtl w:val="0"/>
               </w:rPr>
               <w:t xml:space="preserve">Copies of other relevant documents</w:t>
@@ -1948,6 +2776,12 @@
             </w:pPr>
             <w:r>
               <w:rPr>
+                <w:rFonts w:ascii="Times New Roman" w:hAnsi="Times New Roman"/>
+                <w:b w:val="0"/>
+                <w:i w:val="0"/>
+                <w:color w:val="000000"/>
+                <w:sz w:val="22"/>
+                <w:u w:val="none"/>
                 <w:rtl w:val="0"/>
               </w:rPr>
               <w:t xml:space="preserve">E</w:t>
@@ -1977,6 +2811,12 @@
             </w:pPr>
             <w:r>
               <w:rPr>
+                <w:rFonts w:ascii="Times New Roman" w:hAnsi="Times New Roman"/>
+                <w:b w:val="0"/>
+                <w:i w:val="0"/>
+                <w:color w:val="000000"/>
+                <w:sz w:val="22"/>
+                <w:u w:val="none"/>
                 <w:rtl w:val="0"/>
               </w:rPr>
               <w:t xml:space="preserve">12-15</w:t>
@@ -2013,6 +2853,12 @@
             </w:pPr>
             <w:r>
               <w:rPr>
+                <w:rFonts w:ascii="Times New Roman" w:hAnsi="Times New Roman"/>
+                <w:b w:val="0"/>
+                <w:i w:val="0"/>
+                <w:color w:val="000000"/>
+                <w:sz w:val="22"/>
+                <w:u w:val="none"/>
                 <w:rtl w:val="0"/>
               </w:rPr>
               <w:t xml:space="preserve">07</w:t>
@@ -2042,6 +2888,12 @@
             </w:pPr>
             <w:r>
               <w:rPr>
+                <w:rFonts w:ascii="Times New Roman" w:hAnsi="Times New Roman"/>
+                <w:b w:val="0"/>
+                <w:i w:val="0"/>
+                <w:color w:val="000000"/>
+                <w:sz w:val="22"/>
+                <w:u w:val="none"/>
                 <w:rtl w:val="0"/>
               </w:rPr>
               <w:t xml:space="preserve">Application u/s 151 CPC / 561-A Cr.P.C. for Interim Relief</w:t>
@@ -2071,6 +2923,12 @@
             </w:pPr>
             <w:r>
               <w:rPr>
+                <w:rFonts w:ascii="Times New Roman" w:hAnsi="Times New Roman"/>
+                <w:b w:val="0"/>
+                <w:i w:val="0"/>
+                <w:color w:val="000000"/>
+                <w:sz w:val="22"/>
+                <w:u w:val="none"/>
                 <w:rtl w:val="0"/>
               </w:rPr>
               <w:t xml:space="preserve">-</w:t>
@@ -2100,6 +2958,12 @@
             </w:pPr>
             <w:r>
               <w:rPr>
+                <w:rFonts w:ascii="Times New Roman" w:hAnsi="Times New Roman"/>
+                <w:b w:val="0"/>
+                <w:i w:val="0"/>
+                <w:color w:val="000000"/>
+                <w:sz w:val="22"/>
+                <w:u w:val="none"/>
                 <w:rtl w:val="0"/>
               </w:rPr>
               <w:t xml:space="preserve">16</w:t>
@@ -2136,6 +3000,12 @@
             </w:pPr>
             <w:r>
               <w:rPr>
+                <w:rFonts w:ascii="Times New Roman" w:hAnsi="Times New Roman"/>
+                <w:b w:val="0"/>
+                <w:i w:val="0"/>
+                <w:color w:val="000000"/>
+                <w:sz w:val="22"/>
+                <w:u w:val="none"/>
                 <w:rtl w:val="0"/>
               </w:rPr>
               <w:t xml:space="preserve">08</w:t>
@@ -2165,6 +3035,12 @@
             </w:pPr>
             <w:r>
               <w:rPr>
+                <w:rFonts w:ascii="Times New Roman" w:hAnsi="Times New Roman"/>
+                <w:b w:val="0"/>
+                <w:i w:val="0"/>
+                <w:color w:val="000000"/>
+                <w:sz w:val="22"/>
+                <w:u w:val="none"/>
                 <w:rtl w:val="0"/>
               </w:rPr>
               <w:t xml:space="preserve">Application for Dispensation of Certified Copies</w:t>
@@ -2194,6 +3070,12 @@
             </w:pPr>
             <w:r>
               <w:rPr>
+                <w:rFonts w:ascii="Times New Roman" w:hAnsi="Times New Roman"/>
+                <w:b w:val="0"/>
+                <w:i w:val="0"/>
+                <w:color w:val="000000"/>
+                <w:sz w:val="22"/>
+                <w:u w:val="none"/>
                 <w:rtl w:val="0"/>
               </w:rPr>
               <w:t xml:space="preserve">-</w:t>
@@ -2223,6 +3105,12 @@
             </w:pPr>
             <w:r>
               <w:rPr>
+                <w:rFonts w:ascii="Times New Roman" w:hAnsi="Times New Roman"/>
+                <w:b w:val="0"/>
+                <w:i w:val="0"/>
+                <w:color w:val="000000"/>
+                <w:sz w:val="22"/>
+                <w:u w:val="none"/>
                 <w:rtl w:val="0"/>
               </w:rPr>
               <w:t xml:space="preserve">17</w:t>
@@ -2259,6 +3147,12 @@
             </w:pPr>
             <w:r>
               <w:rPr>
+                <w:rFonts w:ascii="Times New Roman" w:hAnsi="Times New Roman"/>
+                <w:b w:val="0"/>
+                <w:i w:val="0"/>
+                <w:color w:val="000000"/>
+                <w:sz w:val="22"/>
+                <w:u w:val="none"/>
                 <w:rtl w:val="0"/>
               </w:rPr>
               <w:t xml:space="preserve">09</w:t>
@@ -2288,6 +3182,12 @@
             </w:pPr>
             <w:r>
               <w:rPr>
+                <w:rFonts w:ascii="Times New Roman" w:hAnsi="Times New Roman"/>
+                <w:b w:val="0"/>
+                <w:i w:val="0"/>
+                <w:color w:val="000000"/>
+                <w:sz w:val="22"/>
+                <w:u w:val="none"/>
                 <w:rtl w:val="0"/>
               </w:rPr>
               <w:t xml:space="preserve">Power of Attorney / Vakalatnama</w:t>
@@ -2317,6 +3217,12 @@
             </w:pPr>
             <w:r>
               <w:rPr>
+                <w:rFonts w:ascii="Times New Roman" w:hAnsi="Times New Roman"/>
+                <w:b w:val="0"/>
+                <w:i w:val="0"/>
+                <w:color w:val="000000"/>
+                <w:sz w:val="22"/>
+                <w:u w:val="none"/>
                 <w:rtl w:val="0"/>
               </w:rPr>
               <w:t xml:space="preserve">-</w:t>
@@ -2346,6 +3252,12 @@
             </w:pPr>
             <w:r>
               <w:rPr>
+                <w:rFonts w:ascii="Times New Roman" w:hAnsi="Times New Roman"/>
+                <w:b w:val="0"/>
+                <w:i w:val="0"/>
+                <w:color w:val="000000"/>
+                <w:sz w:val="22"/>
+                <w:u w:val="none"/>
                 <w:rtl w:val="0"/>
               </w:rPr>
               <w:t xml:space="preserve">18</w:t>
@@ -2356,22 +3268,38 @@
     </w:tbl>
     <w:p>
       <w:pPr>
-        <w:spacing w:after="240" w:before="240" w:lineRule="auto"/>
-        <w:rPr/>
-      </w:pPr>
-      <w:r>
-        <w:rPr>
-          <w:rtl w:val="0"/>
-        </w:rPr>
-      </w:r>
-    </w:p>
-    <w:p>
-      <w:pPr>
-        <w:spacing w:after="240" w:before="240" w:lineRule="auto"/>
-        <w:rPr/>
-      </w:pPr>
-      <w:r>
-        <w:rPr>
+        <w:spacing w:after="60" w:before="0" w:lineRule="auto" w:line="312"/>
+        <w:ind w:firstLine="360"/>
+        <w:jc w:val="both"/>
+        <w:rPr/>
+      </w:pPr>
+      <w:r>
+        <w:rPr>
+          <w:rFonts w:ascii="Times New Roman" w:hAnsi="Times New Roman"/>
+          <w:b w:val="0"/>
+          <w:i w:val="0"/>
+          <w:color w:val="000000"/>
+          <w:sz w:val="22"/>
+          <w:u w:val="none"/>
+          <w:rtl w:val="0"/>
+        </w:rPr>
+      </w:r>
+    </w:p>
+    <w:p>
+      <w:pPr>
+        <w:spacing w:after="60" w:before="0" w:lineRule="auto" w:line="312"/>
+        <w:ind w:firstLine="360"/>
+        <w:jc w:val="both"/>
+        <w:rPr/>
+      </w:pPr>
+      <w:r>
+        <w:rPr>
+          <w:rFonts w:ascii="Times New Roman" w:hAnsi="Times New Roman"/>
+          <w:b w:val="0"/>
+          <w:i w:val="0"/>
+          <w:color w:val="000000"/>
+          <w:sz w:val="22"/>
+          <w:u w:val="none"/>
           <w:rtl w:val="0"/>
         </w:rPr>
         <w:t xml:space="preserve">PLACEHOLDER GUIDE FOR USER INPUT:</w:t>
@@ -2379,11 +3307,19 @@
     </w:p>
     <w:p>
       <w:pPr>
-        <w:spacing w:after="240" w:before="240" w:lineRule="auto"/>
-        <w:rPr/>
-      </w:pPr>
-      <w:r>
-        <w:rPr>
+        <w:spacing w:after="60" w:before="0" w:lineRule="auto" w:line="312"/>
+        <w:ind w:firstLine="360"/>
+        <w:jc w:val="both"/>
+        <w:rPr/>
+      </w:pPr>
+      <w:r>
+        <w:rPr>
+          <w:rFonts w:ascii="Times New Roman" w:hAnsi="Times New Roman"/>
+          <w:b w:val="0"/>
+          <w:i w:val="0"/>
+          <w:color w:val="000000"/>
+          <w:sz w:val="22"/>
+          <w:u w:val="none"/>
           <w:rtl w:val="0"/>
         </w:rPr>
         <w:t xml:space="preserve">{NAME OF HIGH COURT}: [E.g., LAHORE HIGH COURT, SINDH HIGH COURT]</w:t>
@@ -2391,11 +3327,19 @@
     </w:p>
     <w:p>
       <w:pPr>
-        <w:spacing w:after="240" w:before="240" w:lineRule="auto"/>
-        <w:rPr/>
-      </w:pPr>
-      <w:r>
-        <w:rPr>
+        <w:spacing w:after="60" w:before="0" w:lineRule="auto" w:line="312"/>
+        <w:ind w:firstLine="360"/>
+        <w:jc w:val="both"/>
+        <w:rPr/>
+      </w:pPr>
+      <w:r>
+        <w:rPr>
+          <w:rFonts w:ascii="Times New Roman" w:hAnsi="Times New Roman"/>
+          <w:b w:val="0"/>
+          <w:i w:val="0"/>
+          <w:color w:val="000000"/>
+          <w:sz w:val="22"/>
+          <w:u w:val="none"/>
           <w:rtl w:val="0"/>
         </w:rPr>
         <w:t xml:space="preserve">{CITY}: [Location of High Court Bench]</w:t>
@@ -2403,11 +3347,19 @@
     </w:p>
     <w:p>
       <w:pPr>
-        <w:spacing w:after="240" w:before="240" w:lineRule="auto"/>
-        <w:rPr/>
-      </w:pPr>
-      <w:r>
-        <w:rPr>
+        <w:spacing w:after="60" w:before="0" w:lineRule="auto" w:line="312"/>
+        <w:ind w:firstLine="360"/>
+        <w:jc w:val="both"/>
+        <w:rPr/>
+      </w:pPr>
+      <w:r>
+        <w:rPr>
+          <w:rFonts w:ascii="Times New Roman" w:hAnsi="Times New Roman"/>
+          <w:b w:val="0"/>
+          <w:i w:val="0"/>
+          <w:color w:val="000000"/>
+          <w:sz w:val="22"/>
+          <w:u w:val="none"/>
           <w:rtl w:val="0"/>
         </w:rPr>
         <w:t xml:space="preserve">{YEAR}: [Year of filing]</w:t>
@@ -2415,11 +3367,19 @@
     </w:p>
     <w:p>
       <w:pPr>
-        <w:spacing w:after="240" w:before="240" w:lineRule="auto"/>
-        <w:rPr/>
-      </w:pPr>
-      <w:r>
-        <w:rPr>
+        <w:spacing w:after="60" w:before="0" w:lineRule="auto" w:line="312"/>
+        <w:ind w:firstLine="360"/>
+        <w:jc w:val="both"/>
+        <w:rPr/>
+      </w:pPr>
+      <w:r>
+        <w:rPr>
+          <w:rFonts w:ascii="Times New Roman" w:hAnsi="Times New Roman"/>
+          <w:b/>
+          <w:i w:val="0"/>
+          <w:color w:val="000000"/>
+          <w:sz w:val="22"/>
+          <w:u w:val="none"/>
           <w:rtl w:val="0"/>
         </w:rPr>
         <w:t xml:space="preserve">{PETITIONER 1 NAME}:</w:t>
@@ -2427,11 +3387,19 @@
     </w:p>
     <w:p>
       <w:pPr>
-        <w:spacing w:after="240" w:before="240" w:lineRule="auto"/>
-        <w:rPr/>
-      </w:pPr>
-      <w:r>
-        <w:rPr>
+        <w:spacing w:after="60" w:before="0" w:lineRule="auto" w:line="312"/>
+        <w:ind w:firstLine="360"/>
+        <w:jc w:val="both"/>
+        <w:rPr/>
+      </w:pPr>
+      <w:r>
+        <w:rPr>
+          <w:rFonts w:ascii="Times New Roman" w:hAnsi="Times New Roman"/>
+          <w:b/>
+          <w:i w:val="0"/>
+          <w:color w:val="000000"/>
+          <w:sz w:val="22"/>
+          <w:u w:val="none"/>
           <w:rtl w:val="0"/>
         </w:rPr>
         <w:t xml:space="preserve">{FATHER/HUSBAND'S NAME (FOR PETITIONER 1)}:</w:t>
@@ -2439,11 +3407,19 @@
     </w:p>
     <w:p>
       <w:pPr>
-        <w:spacing w:after="240" w:before="240" w:lineRule="auto"/>
-        <w:rPr/>
-      </w:pPr>
-      <w:r>
-        <w:rPr>
+        <w:spacing w:after="60" w:before="0" w:lineRule="auto" w:line="312"/>
+        <w:ind w:firstLine="360"/>
+        <w:jc w:val="both"/>
+        <w:rPr/>
+      </w:pPr>
+      <w:r>
+        <w:rPr>
+          <w:rFonts w:ascii="Times New Roman" w:hAnsi="Times New Roman"/>
+          <w:b/>
+          <w:i w:val="0"/>
+          <w:color w:val="000000"/>
+          <w:sz w:val="22"/>
+          <w:u w:val="none"/>
           <w:rtl w:val="0"/>
         </w:rPr>
         <w:t xml:space="preserve">{PERMANENT ADDRESS (PETITIONER 1)}:</w:t>
@@ -2451,11 +3427,19 @@
     </w:p>
     <w:p>
       <w:pPr>
-        <w:spacing w:after="240" w:before="240" w:lineRule="auto"/>
-        <w:rPr/>
-      </w:pPr>
-      <w:r>
-        <w:rPr>
+        <w:spacing w:after="60" w:before="0" w:lineRule="auto" w:line="312"/>
+        <w:ind w:firstLine="360"/>
+        <w:jc w:val="both"/>
+        <w:rPr/>
+      </w:pPr>
+      <w:r>
+        <w:rPr>
+          <w:rFonts w:ascii="Times New Roman" w:hAnsi="Times New Roman"/>
+          <w:b/>
+          <w:i w:val="0"/>
+          <w:color w:val="000000"/>
+          <w:sz w:val="22"/>
+          <w:u w:val="none"/>
           <w:rtl w:val="0"/>
         </w:rPr>
         <w:t xml:space="preserve">{CURRENT ADDRESS (PETITIONER 1)}: [If different]</w:t>
@@ -2463,11 +3447,19 @@
     </w:p>
     <w:p>
       <w:pPr>
-        <w:spacing w:after="240" w:before="240" w:lineRule="auto"/>
-        <w:rPr/>
-      </w:pPr>
-      <w:r>
-        <w:rPr>
+        <w:spacing w:after="60" w:before="0" w:lineRule="auto" w:line="312"/>
+        <w:ind w:firstLine="360"/>
+        <w:jc w:val="both"/>
+        <w:rPr/>
+      </w:pPr>
+      <w:r>
+        <w:rPr>
+          <w:rFonts w:ascii="Times New Roman" w:hAnsi="Times New Roman"/>
+          <w:b/>
+          <w:i w:val="0"/>
+          <w:color w:val="000000"/>
+          <w:sz w:val="22"/>
+          <w:u w:val="none"/>
           <w:rtl w:val="0"/>
         </w:rPr>
         <w:t xml:space="preserve">{PETITIONER 2 NAME}:</w:t>
@@ -2475,11 +3467,19 @@
     </w:p>
     <w:p>
       <w:pPr>
-        <w:spacing w:after="240" w:before="240" w:lineRule="auto"/>
-        <w:rPr/>
-      </w:pPr>
-      <w:r>
-        <w:rPr>
+        <w:spacing w:after="60" w:before="0" w:lineRule="auto" w:line="312"/>
+        <w:ind w:firstLine="360"/>
+        <w:jc w:val="both"/>
+        <w:rPr/>
+      </w:pPr>
+      <w:r>
+        <w:rPr>
+          <w:rFonts w:ascii="Times New Roman" w:hAnsi="Times New Roman"/>
+          <w:b/>
+          <w:i w:val="0"/>
+          <w:color w:val="000000"/>
+          <w:sz w:val="22"/>
+          <w:u w:val="none"/>
           <w:rtl w:val="0"/>
         </w:rPr>
         <w:t xml:space="preserve">{FATHER/HUSBAND'S NAME (FOR PETITIONER 2)}:</w:t>
@@ -2487,11 +3487,19 @@
     </w:p>
     <w:p>
       <w:pPr>
-        <w:spacing w:after="240" w:before="240" w:lineRule="auto"/>
-        <w:rPr/>
-      </w:pPr>
-      <w:r>
-        <w:rPr>
+        <w:spacing w:after="60" w:before="0" w:lineRule="auto" w:line="312"/>
+        <w:ind w:firstLine="360"/>
+        <w:jc w:val="both"/>
+        <w:rPr/>
+      </w:pPr>
+      <w:r>
+        <w:rPr>
+          <w:rFonts w:ascii="Times New Roman" w:hAnsi="Times New Roman"/>
+          <w:b w:val="0"/>
+          <w:i w:val="0"/>
+          <w:color w:val="000000"/>
+          <w:sz w:val="22"/>
+          <w:u w:val="none"/>
           <w:rtl w:val="0"/>
         </w:rPr>
         <w:t xml:space="preserve">{DISTRICT WHERE FIR IS REGISTERED}:</w:t>
@@ -2499,11 +3507,19 @@
     </w:p>
     <w:p>
       <w:pPr>
-        <w:spacing w:after="240" w:before="240" w:lineRule="auto"/>
-        <w:rPr/>
-      </w:pPr>
-      <w:r>
-        <w:rPr>
+        <w:spacing w:after="60" w:before="0" w:lineRule="auto" w:line="312"/>
+        <w:ind w:firstLine="360"/>
+        <w:jc w:val="both"/>
+        <w:rPr/>
+      </w:pPr>
+      <w:r>
+        <w:rPr>
+          <w:rFonts w:ascii="Times New Roman" w:hAnsi="Times New Roman"/>
+          <w:b w:val="0"/>
+          <w:i w:val="0"/>
+          <w:color w:val="000000"/>
+          <w:sz w:val="22"/>
+          <w:u w:val="none"/>
           <w:rtl w:val="0"/>
         </w:rPr>
         <w:t xml:space="preserve">{NAME OF POLICE STATION}:</w:t>
@@ -2511,11 +3527,19 @@
     </w:p>
     <w:p>
       <w:pPr>
-        <w:spacing w:after="240" w:before="240" w:lineRule="auto"/>
-        <w:rPr/>
-      </w:pPr>
-      <w:r>
-        <w:rPr>
+        <w:spacing w:after="60" w:before="0" w:lineRule="auto" w:line="312"/>
+        <w:ind w:firstLine="360"/>
+        <w:jc w:val="both"/>
+        <w:rPr/>
+      </w:pPr>
+      <w:r>
+        <w:rPr>
+          <w:rFonts w:ascii="Times New Roman" w:hAnsi="Times New Roman"/>
+          <w:b w:val="0"/>
+          <w:i w:val="0"/>
+          <w:color w:val="000000"/>
+          <w:sz w:val="22"/>
+          <w:u w:val="none"/>
           <w:rtl w:val="0"/>
         </w:rPr>
         <w:t xml:space="preserve">{NAME OF COMPLAINANT}:</w:t>
@@ -2523,11 +3547,19 @@
     </w:p>
     <w:p>
       <w:pPr>
-        <w:spacing w:after="240" w:before="240" w:lineRule="auto"/>
-        <w:rPr/>
-      </w:pPr>
-      <w:r>
-        <w:rPr>
+        <w:spacing w:after="60" w:before="0" w:lineRule="auto" w:line="312"/>
+        <w:ind w:firstLine="360"/>
+        <w:jc w:val="both"/>
+        <w:rPr/>
+      </w:pPr>
+      <w:r>
+        <w:rPr>
+          <w:rFonts w:ascii="Times New Roman" w:hAnsi="Times New Roman"/>
+          <w:b w:val="0"/>
+          <w:i w:val="0"/>
+          <w:color w:val="000000"/>
+          <w:sz w:val="22"/>
+          <w:u w:val="none"/>
           <w:rtl w:val="0"/>
         </w:rPr>
         <w:t xml:space="preserve">{COMPLAINANT'S FATHER/HUSBAND NAME &amp; ADDRESS}:</w:t>
@@ -2535,11 +3567,19 @@
     </w:p>
     <w:p>
       <w:pPr>
-        <w:spacing w:after="240" w:before="240" w:lineRule="auto"/>
-        <w:rPr/>
-      </w:pPr>
-      <w:r>
-        <w:rPr>
+        <w:spacing w:after="60" w:before="0" w:lineRule="auto" w:line="312"/>
+        <w:ind w:firstLine="360"/>
+        <w:jc w:val="both"/>
+        <w:rPr/>
+      </w:pPr>
+      <w:r>
+        <w:rPr>
+          <w:rFonts w:ascii="Times New Roman" w:hAnsi="Times New Roman"/>
+          <w:b w:val="0"/>
+          <w:i w:val="0"/>
+          <w:color w:val="000000"/>
+          <w:sz w:val="22"/>
+          <w:u w:val="none"/>
           <w:rtl w:val="0"/>
         </w:rPr>
         <w:t xml:space="preserve">{FIR NUMBER} &amp; {DATE OF FIR}:</w:t>
@@ -2547,11 +3587,19 @@
     </w:p>
     <w:p>
       <w:pPr>
-        <w:spacing w:after="240" w:before="240" w:lineRule="auto"/>
-        <w:rPr/>
-      </w:pPr>
-      <w:r>
-        <w:rPr>
+        <w:spacing w:after="60" w:before="0" w:lineRule="auto" w:line="312"/>
+        <w:ind w:firstLine="360"/>
+        <w:jc w:val="both"/>
+        <w:rPr/>
+      </w:pPr>
+      <w:r>
+        <w:rPr>
+          <w:rFonts w:ascii="Times New Roman" w:hAnsi="Times New Roman"/>
+          <w:b w:val="0"/>
+          <w:i w:val="0"/>
+          <w:color w:val="000000"/>
+          <w:sz w:val="22"/>
+          <w:u w:val="none"/>
           <w:rtl w:val="0"/>
         </w:rPr>
         <w:t xml:space="preserve">{PENAL CODE SECTIONS}:</w:t>
@@ -2559,11 +3607,19 @@
     </w:p>
     <w:p>
       <w:pPr>
-        <w:spacing w:after="240" w:before="240" w:lineRule="auto"/>
-        <w:rPr/>
-      </w:pPr>
-      <w:r>
-        <w:rPr>
+        <w:spacing w:after="60" w:before="0" w:lineRule="auto" w:line="312"/>
+        <w:ind w:firstLine="360"/>
+        <w:jc w:val="both"/>
+        <w:rPr/>
+      </w:pPr>
+      <w:r>
+        <w:rPr>
+          <w:rFonts w:ascii="Times New Roman" w:hAnsi="Times New Roman"/>
+          <w:b w:val="0"/>
+          <w:i w:val="0"/>
+          <w:color w:val="000000"/>
+          <w:sz w:val="22"/>
+          <w:u w:val="none"/>
           <w:rtl w:val="0"/>
         </w:rPr>
         <w:t xml:space="preserve">{SUMMARY OF ALLEGATIONS}:</w:t>
@@ -2571,11 +3627,19 @@
     </w:p>
     <w:p>
       <w:pPr>
-        <w:spacing w:after="240" w:before="240" w:lineRule="auto"/>
-        <w:rPr/>
-      </w:pPr>
-      <w:r>
-        <w:rPr>
+        <w:spacing w:after="60" w:before="0" w:lineRule="auto" w:line="312"/>
+        <w:ind w:firstLine="360"/>
+        <w:jc w:val="both"/>
+        <w:rPr/>
+      </w:pPr>
+      <w:r>
+        <w:rPr>
+          <w:rFonts w:ascii="Times New Roman" w:hAnsi="Times New Roman"/>
+          <w:b w:val="0"/>
+          <w:i w:val="0"/>
+          <w:color w:val="000000"/>
+          <w:sz w:val="22"/>
+          <w:u w:val="none"/>
           <w:rtl w:val="0"/>
         </w:rPr>
         <w:t xml:space="preserve">{NAME &amp; DESIGNATION OF JUDGE}: [If protective relief was sought]</w:t>
@@ -2583,11 +3647,19 @@
     </w:p>
     <w:p>
       <w:pPr>
-        <w:spacing w:after="240" w:before="240" w:lineRule="auto"/>
-        <w:rPr/>
-      </w:pPr>
-      <w:r>
-        <w:rPr>
+        <w:spacing w:after="60" w:before="0" w:lineRule="auto" w:line="312"/>
+        <w:ind w:firstLine="360"/>
+        <w:jc w:val="both"/>
+        <w:rPr/>
+      </w:pPr>
+      <w:r>
+        <w:rPr>
+          <w:rFonts w:ascii="Times New Roman" w:hAnsi="Times New Roman"/>
+          <w:b w:val="0"/>
+          <w:i w:val="0"/>
+          <w:color w:val="000000"/>
+          <w:sz w:val="22"/>
+          <w:u w:val="none"/>
           <w:rtl w:val="0"/>
         </w:rPr>
         <w:t xml:space="preserve">{DATE OF ORDER}:</w:t>
@@ -2595,11 +3667,19 @@
     </w:p>
     <w:p>
       <w:pPr>
-        <w:spacing w:after="240" w:before="240" w:lineRule="auto"/>
-        <w:rPr/>
-      </w:pPr>
-      <w:r>
-        <w:rPr>
+        <w:spacing w:after="60" w:before="0" w:lineRule="auto" w:line="312"/>
+        <w:ind w:firstLine="360"/>
+        <w:jc w:val="both"/>
+        <w:rPr/>
+      </w:pPr>
+      <w:r>
+        <w:rPr>
+          <w:rFonts w:ascii="Times New Roman" w:hAnsi="Times New Roman"/>
+          <w:b w:val="0"/>
+          <w:i w:val="0"/>
+          <w:color w:val="000000"/>
+          <w:sz w:val="22"/>
+          <w:u w:val="none"/>
           <w:rtl w:val="0"/>
         </w:rPr>
         <w:t xml:space="preserve">{MOTIVE FOR MALICIOUS FIR}:</w:t>
@@ -2607,11 +3687,19 @@
     </w:p>
     <w:p>
       <w:pPr>
-        <w:spacing w:after="240" w:before="240" w:lineRule="auto"/>
-        <w:rPr/>
-      </w:pPr>
-      <w:r>
-        <w:rPr>
+        <w:spacing w:after="60" w:before="0" w:lineRule="auto" w:line="312"/>
+        <w:ind w:firstLine="360"/>
+        <w:jc w:val="both"/>
+        <w:rPr/>
+      </w:pPr>
+      <w:r>
+        <w:rPr>
+          <w:rFonts w:ascii="Times New Roman" w:hAnsi="Times New Roman"/>
+          <w:b w:val="0"/>
+          <w:i w:val="0"/>
+          <w:color w:val="000000"/>
+          <w:sz w:val="22"/>
+          <w:u w:val="none"/>
           <w:rtl w:val="0"/>
         </w:rPr>
         <w:t xml:space="preserve">{DATE OF COMPROMISE}: [If applicable]</w:t>
@@ -2619,11 +3707,19 @@
     </w:p>
     <w:p>
       <w:pPr>
-        <w:spacing w:after="240" w:before="240" w:lineRule="auto"/>
-        <w:rPr/>
-      </w:pPr>
-      <w:r>
-        <w:rPr>
+        <w:spacing w:after="60" w:before="0" w:lineRule="auto" w:line="312"/>
+        <w:ind w:firstLine="360"/>
+        <w:jc w:val="both"/>
+        <w:rPr/>
+      </w:pPr>
+      <w:r>
+        <w:rPr>
+          <w:rFonts w:ascii="Times New Roman" w:hAnsi="Times New Roman"/>
+          <w:b w:val="0"/>
+          <w:i w:val="0"/>
+          <w:color w:val="000000"/>
+          <w:sz w:val="22"/>
+          <w:u w:val="none"/>
           <w:rtl w:val="0"/>
         </w:rPr>
         <w:t xml:space="preserve">{LEGAL DEFENSE/EXEMPTION}:</w:t>
@@ -2631,11 +3727,19 @@
     </w:p>
     <w:p>
       <w:pPr>
-        <w:spacing w:after="240" w:before="240" w:lineRule="auto"/>
-        <w:rPr/>
-      </w:pPr>
-      <w:r>
-        <w:rPr>
+        <w:spacing w:after="60" w:before="0" w:lineRule="auto" w:line="312"/>
+        <w:ind w:firstLine="360"/>
+        <w:jc w:val="both"/>
+        <w:rPr/>
+      </w:pPr>
+      <w:r>
+        <w:rPr>
+          <w:rFonts w:ascii="Times New Roman" w:hAnsi="Times New Roman"/>
+          <w:b w:val="0"/>
+          <w:i w:val="0"/>
+          <w:color w:val="000000"/>
+          <w:sz w:val="22"/>
+          <w:u w:val="none"/>
           <w:rtl w:val="0"/>
         </w:rPr>
         <w:t xml:space="preserve">{LIST OF DOCUMENTS}:</w:t>
@@ -2643,11 +3747,19 @@
     </w:p>
     <w:p>
       <w:pPr>
-        <w:spacing w:after="240" w:before="240" w:lineRule="auto"/>
-        <w:rPr/>
-      </w:pPr>
-      <w:r>
-        <w:rPr>
+        <w:spacing w:after="60" w:before="0" w:lineRule="auto" w:line="312"/>
+        <w:ind w:firstLine="360"/>
+        <w:jc w:val="both"/>
+        <w:rPr/>
+      </w:pPr>
+      <w:r>
+        <w:rPr>
+          <w:rFonts w:ascii="Times New Roman" w:hAnsi="Times New Roman"/>
+          <w:b/>
+          <w:i w:val="0"/>
+          <w:color w:val="000000"/>
+          <w:sz w:val="22"/>
+          <w:u w:val="none"/>
           <w:rtl w:val="0"/>
         </w:rPr>
         <w:t xml:space="preserve">{NAME OF ADVOCATE}:</w:t>
@@ -2655,11 +3767,19 @@
     </w:p>
     <w:p>
       <w:pPr>
-        <w:spacing w:after="240" w:before="240" w:lineRule="auto"/>
-        <w:rPr/>
-      </w:pPr>
-      <w:r>
-        <w:rPr>
+        <w:spacing w:after="60" w:before="0" w:lineRule="auto" w:line="312"/>
+        <w:ind w:firstLine="360"/>
+        <w:jc w:val="both"/>
+        <w:rPr/>
+      </w:pPr>
+      <w:r>
+        <w:rPr>
+          <w:rFonts w:ascii="Times New Roman" w:hAnsi="Times New Roman"/>
+          <w:b w:val="0"/>
+          <w:i w:val="0"/>
+          <w:color w:val="000000"/>
+          <w:sz w:val="22"/>
+          <w:u w:val="none"/>
           <w:rtl w:val="0"/>
         </w:rPr>
         <w:t xml:space="preserve">{BAR COUNCIL NUMBER, OFFICE ADDRESS, CONTACT, EMAIL}:</w:t>
@@ -2667,11 +3787,19 @@
     </w:p>
     <w:p>
       <w:pPr>
-        <w:spacing w:after="240" w:before="240" w:lineRule="auto"/>
-        <w:rPr/>
-      </w:pPr>
-      <w:r>
-        <w:rPr>
+        <w:spacing w:after="60" w:before="0" w:lineRule="auto" w:line="312"/>
+        <w:ind w:firstLine="360"/>
+        <w:jc w:val="both"/>
+        <w:rPr/>
+      </w:pPr>
+      <w:r>
+        <w:rPr>
+          <w:rFonts w:ascii="Times New Roman" w:hAnsi="Times New Roman"/>
+          <w:b w:val="0"/>
+          <w:i w:val="0"/>
+          <w:color w:val="000000"/>
+          <w:sz w:val="22"/>
+          <w:u w:val="none"/>
           <w:rtl w:val="0"/>
         </w:rPr>
         <w:t xml:space="preserve">{DATE OF FILING}:</w:t>
@@ -2679,11 +3807,19 @@
     </w:p>
     <w:p>
       <w:pPr>
-        <w:spacing w:after="240" w:before="240" w:lineRule="auto"/>
-        <w:rPr/>
-      </w:pPr>
-      <w:r>
-        <w:rPr>
+        <w:spacing w:after="60" w:before="0" w:lineRule="auto" w:line="312"/>
+        <w:ind w:firstLine="360"/>
+        <w:jc w:val="both"/>
+        <w:rPr/>
+      </w:pPr>
+      <w:r>
+        <w:rPr>
+          <w:rFonts w:ascii="Times New Roman" w:hAnsi="Times New Roman"/>
+          <w:b/>
+          <w:i w:val="0"/>
+          <w:color w:val="000000"/>
+          <w:sz w:val="22"/>
+          <w:u w:val="none"/>
           <w:rtl w:val="0"/>
         </w:rPr>
         <w:t xml:space="preserve">{NAME OF PETITIONER FOR VERIFICATION}:</w:t>
@@ -2703,24 +3839,116 @@
           <w:between w:space="0" w:sz="0" w:val="nil"/>
         </w:pBdr>
         <w:shd w:fill="auto" w:val="clear"/>
-        <w:spacing w:after="180" w:before="180" w:line="240" w:lineRule="auto"/>
-        <w:ind w:left="0" w:right="0" w:firstLine="0"/>
-        <w:jc w:val="left"/>
-        <w:rPr/>
-      </w:pPr>
-      <w:r>
-        <w:rPr>
+        <w:spacing w:after="60" w:before="0" w:line="312" w:lineRule="auto"/>
+        <w:ind w:left="0" w:right="0" w:firstLine="360"/>
+        <w:jc w:val="both"/>
+        <w:rPr/>
+      </w:pPr>
+      <w:r>
+        <w:rPr>
+          <w:rFonts w:ascii="Times New Roman" w:hAnsi="Times New Roman"/>
+          <w:b w:val="0"/>
+          <w:i w:val="0"/>
+          <w:color w:val="000000"/>
+          <w:sz w:val="22"/>
+          <w:u w:val="none"/>
           <w:rtl w:val="0"/>
         </w:rPr>
       </w:r>
     </w:p>
     <w:sectPr>
+      <w:background w:color="f7eedf"/>
+      <w:headerReference w:type="default" r:id="rId6"/>
+      <w:footerReference w:type="default" r:id="rId7"/>
       <w:pgSz w:h="15840" w:w="12240" w:orient="portrait"/>
-      <w:pgMar w:bottom="1440" w:top="1440" w:left="1440" w:right="1440" w:header="360" w:footer="360"/>
+      <w:pgMar w:bottom="1152" w:top="1152" w:left="1440" w:right="1440" w:header="360" w:footer="360"/>
       <w:pgNumType w:start="1"/>
+      <w:pgBorders w:offsetFrom="page">
+        <w:top w:val="single" w:sz="20" w:space="20" w:color="000000"/>
+        <w:left w:val="single" w:sz="20" w:space="20" w:color="000000"/>
+        <w:bottom w:val="single" w:sz="20" w:space="20" w:color="000000"/>
+        <w:right w:val="single" w:sz="20" w:space="20" w:color="000000"/>
+      </w:pgBorders>
     </w:sectPr>
   </w:body>
 </w:document>
+</file>
+
+<file path=word/footer1.xml><?xml version="1.0" encoding="utf-8"?>
+<w:ftr xmlns:m="http://schemas.openxmlformats.org/officeDocument/2006/math" xmlns:mc="http://schemas.openxmlformats.org/markup-compatibility/2006" xmlns:mo="http://schemas.microsoft.com/office/mac/office/2008/main" xmlns:mv="urn:schemas-microsoft-com:mac:vml" xmlns:o="urn:schemas-microsoft-com:office:office" xmlns:r="http://schemas.openxmlformats.org/officeDocument/2006/relationships" xmlns:v="urn:schemas-microsoft-com:vml" xmlns:w10="urn:schemas-microsoft-com:office:word" xmlns:w14="http://schemas.microsoft.com/office/word/2010/wordml" xmlns:w="http://schemas.openxmlformats.org/wordprocessingml/2006/main" xmlns:wne="http://schemas.microsoft.com/office/word/2006/wordml" xmlns:wp14="http://schemas.microsoft.com/office/word/2010/wordprocessingDrawing" xmlns:wp="http://schemas.openxmlformats.org/drawingml/2006/wordprocessingDrawing" xmlns:wpc="http://schemas.microsoft.com/office/word/2010/wordprocessingCanvas" xmlns:wpg="http://schemas.microsoft.com/office/word/2010/wordprocessingGroup" xmlns:wpi="http://schemas.microsoft.com/office/word/2010/wordprocessingInk" xmlns:wps="http://schemas.microsoft.com/office/word/2010/wordprocessingShape" mc:Ignorable="w14 wp14">
+  <w:p>
+    <w:pPr>
+      <w:jc w:val="center"/>
+    </w:pPr>
+    <w:r>
+      <w:rPr>
+        <w:rFonts w:ascii="Times New Roman" w:hAnsi="Times New Roman"/>
+        <w:b w:val="0"/>
+        <w:color w:val="505050"/>
+        <w:sz w:val="16"/>
+      </w:rPr>
+      <w:t>Generated by Lawmate</w:t>
+    </w:r>
+  </w:p>
+</w:ftr>
+</file>
+
+<file path=word/header1.xml><?xml version="1.0" encoding="utf-8"?>
+<w:hdr xmlns:m="http://schemas.openxmlformats.org/officeDocument/2006/math" xmlns:mc="http://schemas.openxmlformats.org/markup-compatibility/2006" xmlns:mo="http://schemas.microsoft.com/office/mac/office/2008/main" xmlns:mv="urn:schemas-microsoft-com:mac:vml" xmlns:o="urn:schemas-microsoft-com:office:office" xmlns:r="http://schemas.openxmlformats.org/officeDocument/2006/relationships" xmlns:v="urn:schemas-microsoft-com:vml" xmlns:w10="urn:schemas-microsoft-com:office:word" xmlns:w14="http://schemas.microsoft.com/office/word/2010/wordml" xmlns:w="http://schemas.openxmlformats.org/wordprocessingml/2006/main" xmlns:wne="http://schemas.microsoft.com/office/word/2006/wordml" xmlns:wp14="http://schemas.microsoft.com/office/word/2010/wordprocessingDrawing" xmlns:wp="http://schemas.openxmlformats.org/drawingml/2006/wordprocessingDrawing" xmlns:wpc="http://schemas.microsoft.com/office/word/2010/wordprocessingCanvas" xmlns:wpg="http://schemas.microsoft.com/office/word/2010/wordprocessingGroup" xmlns:wpi="http://schemas.microsoft.com/office/word/2010/wordprocessingInk" xmlns:wps="http://schemas.microsoft.com/office/word/2010/wordprocessingShape" mc:Ignorable="w14 wp14">
+  <w:p>
+    <w:pPr>
+      <w:jc w:val="center"/>
+    </w:pPr>
+    <w:r>
+      <w:drawing>
+        <wp:inline xmlns:a="http://schemas.openxmlformats.org/drawingml/2006/main" xmlns:pic="http://schemas.openxmlformats.org/drawingml/2006/picture">
+          <wp:extent cx="1371600" cy="1250354"/>
+          <wp:docPr id="1" name="Picture 1"/>
+          <wp:cNvGraphicFramePr>
+            <a:graphicFrameLocks noChangeAspect="1"/>
+          </wp:cNvGraphicFramePr>
+          <a:graphic>
+            <a:graphicData uri="http://schemas.openxmlformats.org/drawingml/2006/picture">
+              <pic:pic>
+                <pic:nvPicPr>
+                  <pic:cNvPr id="0" name="Copy of Copy of Labor Law Thesis Defense by Slidesgo.pptx.png"/>
+                  <pic:cNvPicPr/>
+                </pic:nvPicPr>
+                <pic:blipFill>
+                  <a:blip r:embed="rId4"/>
+                  <a:stretch>
+                    <a:fillRect/>
+                  </a:stretch>
+                </pic:blipFill>
+                <pic:spPr>
+                  <a:xfrm>
+                    <a:off x="0" y="0"/>
+                    <a:ext cx="1371600" cy="1250354"/>
+                  </a:xfrm>
+                  <a:prstGeom prst="rect"/>
+                </pic:spPr>
+              </pic:pic>
+            </a:graphicData>
+          </a:graphic>
+        </wp:inline>
+      </w:drawing>
+    </w:r>
+  </w:p>
+  <w:p>
+    <w:pPr>
+      <w:jc w:val="center"/>
+    </w:pPr>
+    <w:r>
+      <w:rPr>
+        <w:rFonts w:ascii="Times New Roman" w:hAnsi="Times New Roman"/>
+        <w:b w:val="0"/>
+        <w:color w:val="000000"/>
+        <w:sz w:val="16"/>
+      </w:rPr>
+      <w:t>________________________________________________________________________________</w:t>
+    </w:r>
+  </w:p>
+</w:hdr>
 </file>
 
 <file path=word/numbering.xml><?xml version="1.0" encoding="utf-8"?>
